--- a/TechComm/assignments/progress-report/Progress_Report_Rubric_Spring2026.docx
+++ b/TechComm/assignments/progress-report/Progress_Report_Rubric_Spring2026.docx
@@ -495,7 +495,7 @@
               <w:rPr>
                 <w:rFonts w:ascii="Verdana" w:hAnsi="Verdana"/>
               </w:rPr>
-              <w:t>12</w:t>
+              <w:t>10</w:t>
             </w:r>
           </w:p>
         </w:tc>
@@ -511,9 +511,9 @@
             </w:pPr>
             <w:r>
               <w:rPr>
-                <w:rFonts w:ascii="Verdana" w:hAnsi="Verdana"/>
-              </w:rPr>
-              <w:t>Exceeds Expectations</w:t>
+                <w:rFonts w:ascii="Verdana" w:hAnsi="Verdana" w:cstheme="majorHAnsi"/>
+              </w:rPr>
+              <w:t>Meets Expectations</w:t>
             </w:r>
           </w:p>
         </w:tc>
@@ -537,7 +537,7 @@
               <w:rPr>
                 <w:rFonts w:ascii="Verdana" w:hAnsi="Verdana"/>
               </w:rPr>
-              <w:t xml:space="preserve"> a polished, professional first impression</w:t>
+              <w:t xml:space="preserve"> a professional first impression</w:t>
             </w:r>
             <w:r>
               <w:rPr>
@@ -549,7 +549,7 @@
               <w:rPr>
                 <w:rFonts w:ascii="Verdana" w:hAnsi="Verdana"/>
               </w:rPr>
-              <w:t xml:space="preserve"> a visually balanced layout with consistent formatting and clear visual hierarchy.</w:t>
+              <w:t xml:space="preserve"> a clear and organized layout with minor visual inconsistencies.</w:t>
             </w:r>
           </w:p>
         </w:tc>
@@ -565,9 +565,9 @@
             </w:pPr>
             <w:r>
               <w:rPr>
-                <w:rFonts w:ascii="Verdana" w:hAnsi="Verdana"/>
-              </w:rPr>
-              <w:t>10</w:t>
+                <w:rFonts w:ascii="Verdana" w:hAnsi="Verdana" w:cstheme="majorHAnsi"/>
+              </w:rPr>
+              <w:t>7</w:t>
             </w:r>
           </w:p>
         </w:tc>
@@ -585,7 +585,7 @@
               <w:rPr>
                 <w:rFonts w:ascii="Verdana" w:hAnsi="Verdana" w:cstheme="majorHAnsi"/>
               </w:rPr>
-              <w:t>Meets Expectations</w:t>
+              <w:t>Almost There</w:t>
             </w:r>
           </w:p>
         </w:tc>
@@ -609,7 +609,7 @@
               <w:rPr>
                 <w:rFonts w:ascii="Verdana" w:hAnsi="Verdana"/>
               </w:rPr>
-              <w:t xml:space="preserve"> a professional first impression</w:t>
+              <w:t xml:space="preserve"> a generally acceptable first impression</w:t>
             </w:r>
             <w:r>
               <w:rPr>
@@ -621,7 +621,19 @@
               <w:rPr>
                 <w:rFonts w:ascii="Verdana" w:hAnsi="Verdana"/>
               </w:rPr>
-              <w:t xml:space="preserve"> a clear and organized layout with minor visual inconsistencies.</w:t>
+              <w:t xml:space="preserve"> some </w:t>
+            </w:r>
+            <w:r>
+              <w:rPr>
+                <w:rFonts w:ascii="Verdana" w:hAnsi="Verdana"/>
+              </w:rPr>
+              <w:t xml:space="preserve">1 or 2 minor </w:t>
+            </w:r>
+            <w:r>
+              <w:rPr>
+                <w:rFonts w:ascii="Verdana" w:hAnsi="Verdana"/>
+              </w:rPr>
+              <w:t>inconsistencies in layout, spacing, or formatting that weaken visual impact.</w:t>
             </w:r>
           </w:p>
         </w:tc>
@@ -639,7 +651,7 @@
               <w:rPr>
                 <w:rFonts w:ascii="Verdana" w:hAnsi="Verdana" w:cstheme="majorHAnsi"/>
               </w:rPr>
-              <w:t>7</w:t>
+              <w:t>5</w:t>
             </w:r>
           </w:p>
         </w:tc>
@@ -657,7 +669,7 @@
               <w:rPr>
                 <w:rFonts w:ascii="Verdana" w:hAnsi="Verdana" w:cstheme="majorHAnsi"/>
               </w:rPr>
-              <w:t>Almost There</w:t>
+              <w:t>Needs Work</w:t>
             </w:r>
           </w:p>
         </w:tc>
@@ -681,31 +693,19 @@
               <w:rPr>
                 <w:rFonts w:ascii="Verdana" w:hAnsi="Verdana"/>
               </w:rPr>
-              <w:t xml:space="preserve"> a generally acceptable first impression</w:t>
-            </w:r>
-            <w:r>
-              <w:rPr>
-                <w:rFonts w:ascii="Verdana" w:hAnsi="Verdana"/>
-              </w:rPr>
-              <w:t>, presenting</w:t>
-            </w:r>
-            <w:r>
-              <w:rPr>
-                <w:rFonts w:ascii="Verdana" w:hAnsi="Verdana"/>
-              </w:rPr>
-              <w:t xml:space="preserve"> some </w:t>
-            </w:r>
-            <w:r>
-              <w:rPr>
-                <w:rFonts w:ascii="Verdana" w:hAnsi="Verdana"/>
-              </w:rPr>
-              <w:t xml:space="preserve">1 or 2 minor </w:t>
-            </w:r>
-            <w:r>
-              <w:rPr>
-                <w:rFonts w:ascii="Verdana" w:hAnsi="Verdana"/>
-              </w:rPr>
-              <w:t>inconsistencies in layout, spacing, or formatting that weaken visual impact.</w:t>
+              <w:t xml:space="preserve"> a cluttered or uneven first impression</w:t>
+            </w:r>
+            <w:r>
+              <w:rPr>
+                <w:rFonts w:ascii="Verdana" w:hAnsi="Verdana"/>
+              </w:rPr>
+              <w:t>, including</w:t>
+            </w:r>
+            <w:r>
+              <w:rPr>
+                <w:rFonts w:ascii="Verdana" w:hAnsi="Verdana"/>
+              </w:rPr>
+              <w:t xml:space="preserve"> noticeable formatting or spacing issues that distract the reader.</w:t>
             </w:r>
           </w:p>
         </w:tc>
@@ -723,7 +723,7 @@
               <w:rPr>
                 <w:rFonts w:ascii="Verdana" w:hAnsi="Verdana" w:cstheme="majorHAnsi"/>
               </w:rPr>
-              <w:t>5</w:t>
+              <w:t>0</w:t>
             </w:r>
           </w:p>
         </w:tc>
@@ -742,7 +742,7 @@
               <w:rPr>
                 <w:rFonts w:ascii="Verdana" w:hAnsi="Verdana" w:cstheme="majorHAnsi"/>
               </w:rPr>
-              <w:t>Needs Work</w:t>
+              <w:t>Missing</w:t>
             </w:r>
           </w:p>
         </w:tc>
@@ -767,19 +767,19 @@
               <w:rPr>
                 <w:rFonts w:ascii="Verdana" w:hAnsi="Verdana"/>
               </w:rPr>
-              <w:t xml:space="preserve"> a cluttered or uneven first impression</w:t>
-            </w:r>
-            <w:r>
-              <w:rPr>
-                <w:rFonts w:ascii="Verdana" w:hAnsi="Verdana"/>
-              </w:rPr>
-              <w:t>, including</w:t>
-            </w:r>
-            <w:r>
-              <w:rPr>
-                <w:rFonts w:ascii="Verdana" w:hAnsi="Verdana"/>
-              </w:rPr>
-              <w:t xml:space="preserve"> noticeable formatting or spacing issues that distract the reader.</w:t>
+              <w:t xml:space="preserve"> a poor first impression</w:t>
+            </w:r>
+            <w:r>
+              <w:rPr>
+                <w:rFonts w:ascii="Verdana" w:hAnsi="Verdana"/>
+              </w:rPr>
+              <w:t>, with</w:t>
+            </w:r>
+            <w:r>
+              <w:rPr>
+                <w:rFonts w:ascii="Verdana" w:hAnsi="Verdana"/>
+              </w:rPr>
+              <w:t xml:space="preserve"> a disorganized, inconsistent, or unprofessional layout that undermines credibility.</w:t>
             </w:r>
           </w:p>
         </w:tc>
@@ -794,12 +794,6 @@
                 <w:rFonts w:ascii="Verdana" w:hAnsi="Verdana" w:cstheme="majorHAnsi"/>
               </w:rPr>
             </w:pPr>
-            <w:r>
-              <w:rPr>
-                <w:rFonts w:ascii="Verdana" w:hAnsi="Verdana" w:cstheme="majorHAnsi"/>
-              </w:rPr>
-              <w:t>0</w:t>
-            </w:r>
           </w:p>
         </w:tc>
         <w:tc>
@@ -813,12 +807,6 @@
                 <w:rFonts w:ascii="Verdana" w:hAnsi="Verdana" w:cstheme="majorHAnsi"/>
               </w:rPr>
             </w:pPr>
-            <w:r>
-              <w:rPr>
-                <w:rFonts w:ascii="Verdana" w:hAnsi="Verdana" w:cstheme="majorHAnsi"/>
-              </w:rPr>
-              <w:t>Missing</w:t>
-            </w:r>
           </w:p>
         </w:tc>
         <w:tc>
@@ -832,30 +820,6 @@
                 <w:rFonts w:ascii="Verdana" w:hAnsi="Verdana" w:cstheme="majorHAnsi"/>
               </w:rPr>
             </w:pPr>
-            <w:r>
-              <w:rPr>
-                <w:rFonts w:ascii="Verdana" w:hAnsi="Verdana"/>
-              </w:rPr>
-              <w:t>Makes</w:t>
-            </w:r>
-            <w:r>
-              <w:rPr>
-                <w:rFonts w:ascii="Verdana" w:hAnsi="Verdana"/>
-              </w:rPr>
-              <w:t xml:space="preserve"> a poor first impression</w:t>
-            </w:r>
-            <w:r>
-              <w:rPr>
-                <w:rFonts w:ascii="Verdana" w:hAnsi="Verdana"/>
-              </w:rPr>
-              <w:t>, with</w:t>
-            </w:r>
-            <w:r>
-              <w:rPr>
-                <w:rFonts w:ascii="Verdana" w:hAnsi="Verdana"/>
-              </w:rPr>
-              <w:t xml:space="preserve"> a disorganized, inconsistent, or unprofessional layout that undermines credibility.</w:t>
-            </w:r>
           </w:p>
         </w:tc>
       </w:tr>
@@ -944,7 +908,7 @@
               <w:rPr>
                 <w:rFonts w:ascii="Verdana" w:hAnsi="Verdana"/>
               </w:rPr>
-              <w:t>12</w:t>
+              <w:t>10</w:t>
             </w:r>
           </w:p>
         </w:tc>
@@ -960,9 +924,9 @@
             </w:pPr>
             <w:r>
               <w:rPr>
-                <w:rFonts w:ascii="Verdana" w:hAnsi="Verdana"/>
-              </w:rPr>
-              <w:t xml:space="preserve">Exceeds Expectations </w:t>
+                <w:rFonts w:ascii="Verdana" w:hAnsi="Verdana" w:cstheme="majorHAnsi"/>
+              </w:rPr>
+              <w:t>Meets Expectations</w:t>
             </w:r>
           </w:p>
         </w:tc>
@@ -980,31 +944,19 @@
               <w:rPr>
                 <w:rFonts w:ascii="Verdana" w:hAnsi="Verdana"/>
               </w:rPr>
-              <w:t>Introduc</w:t>
-            </w:r>
-            <w:r>
-              <w:rPr>
-                <w:rFonts w:ascii="Verdana" w:hAnsi="Verdana"/>
-              </w:rPr>
-              <w:t xml:space="preserve">es the document </w:t>
-            </w:r>
-            <w:r>
-              <w:rPr>
-                <w:rFonts w:ascii="Verdana" w:hAnsi="Verdana"/>
-              </w:rPr>
-              <w:t>concise</w:t>
-            </w:r>
-            <w:r>
-              <w:rPr>
-                <w:rFonts w:ascii="Verdana" w:hAnsi="Verdana"/>
-              </w:rPr>
-              <w:t>ly. Is</w:t>
-            </w:r>
-            <w:r>
-              <w:rPr>
-                <w:rFonts w:ascii="Verdana" w:hAnsi="Verdana"/>
-              </w:rPr>
-              <w:t xml:space="preserve"> well-organized, and rhetorically savvy. Clearly frames the project and report purpose while engaging the reader with thoughtful context.</w:t>
+              <w:t xml:space="preserve">Provides all required elements: purpose statement and overview of the </w:t>
+            </w:r>
+            <w:r>
+              <w:rPr>
+                <w:rFonts w:ascii="Verdana" w:hAnsi="Verdana"/>
+              </w:rPr>
+              <w:t>Informational Report</w:t>
+            </w:r>
+            <w:r>
+              <w:rPr>
+                <w:rFonts w:ascii="Verdana" w:hAnsi="Verdana"/>
+              </w:rPr>
+              <w:t xml:space="preserve"> and progress to date.</w:t>
             </w:r>
           </w:p>
         </w:tc>
@@ -1020,9 +972,9 @@
             </w:pPr>
             <w:r>
               <w:rPr>
-                <w:rFonts w:ascii="Verdana" w:hAnsi="Verdana"/>
-              </w:rPr>
-              <w:t>10</w:t>
+                <w:rFonts w:ascii="Verdana" w:hAnsi="Verdana" w:cstheme="majorHAnsi"/>
+              </w:rPr>
+              <w:t>7</w:t>
             </w:r>
           </w:p>
         </w:tc>
@@ -1040,7 +992,7 @@
               <w:rPr>
                 <w:rFonts w:ascii="Verdana" w:hAnsi="Verdana" w:cstheme="majorHAnsi"/>
               </w:rPr>
-              <w:t>Meets Expectations</w:t>
+              <w:t>Almost There</w:t>
             </w:r>
           </w:p>
         </w:tc>
@@ -1058,19 +1010,51 @@
               <w:rPr>
                 <w:rFonts w:ascii="Verdana" w:hAnsi="Verdana"/>
               </w:rPr>
-              <w:t xml:space="preserve">Provides all required elements: purpose statement and overview of the </w:t>
-            </w:r>
-            <w:r>
-              <w:rPr>
-                <w:rFonts w:ascii="Verdana" w:hAnsi="Verdana"/>
-              </w:rPr>
-              <w:t>Informational Report</w:t>
-            </w:r>
-            <w:r>
-              <w:rPr>
-                <w:rFonts w:ascii="Verdana" w:hAnsi="Verdana"/>
-              </w:rPr>
-              <w:t xml:space="preserve"> and progress to date.</w:t>
+              <w:t>Includes m</w:t>
+            </w:r>
+            <w:r>
+              <w:rPr>
+                <w:rFonts w:ascii="Verdana" w:hAnsi="Verdana"/>
+              </w:rPr>
+              <w:t xml:space="preserve">ost </w:t>
+            </w:r>
+            <w:r>
+              <w:rPr>
+                <w:rFonts w:ascii="Verdana" w:hAnsi="Verdana"/>
+              </w:rPr>
+              <w:t xml:space="preserve">introduction </w:t>
+            </w:r>
+            <w:proofErr w:type="gramStart"/>
+            <w:r>
+              <w:rPr>
+                <w:rFonts w:ascii="Verdana" w:hAnsi="Verdana"/>
+              </w:rPr>
+              <w:t>elements</w:t>
+            </w:r>
+            <w:r>
+              <w:rPr>
+                <w:rFonts w:ascii="Verdana" w:hAnsi="Verdana"/>
+              </w:rPr>
+              <w:t xml:space="preserve">, </w:t>
+            </w:r>
+            <w:r>
+              <w:rPr>
+                <w:rFonts w:ascii="Verdana" w:hAnsi="Verdana"/>
+              </w:rPr>
+              <w:t>but</w:t>
+            </w:r>
+            <w:proofErr w:type="gramEnd"/>
+            <w:r>
+              <w:rPr>
+                <w:rFonts w:ascii="Verdana" w:hAnsi="Verdana"/>
+              </w:rPr>
+              <w:t xml:space="preserve"> </w:t>
+            </w:r>
+            <w:r>
+              <w:rPr>
+                <w:rFonts w:ascii="Verdana" w:hAnsi="Verdana"/>
+              </w:rPr>
+              <w:t>makes 1 or 2 minor errors.</w:t>
             </w:r>
           </w:p>
         </w:tc>
@@ -1088,7 +1072,7 @@
               <w:rPr>
                 <w:rFonts w:ascii="Verdana" w:hAnsi="Verdana" w:cstheme="majorHAnsi"/>
               </w:rPr>
-              <w:t>7</w:t>
+              <w:t>5</w:t>
             </w:r>
           </w:p>
         </w:tc>
@@ -1104,9 +1088,9 @@
             </w:pPr>
             <w:r>
               <w:rPr>
-                <w:rFonts w:ascii="Verdana" w:hAnsi="Verdana" w:cstheme="majorHAnsi"/>
-              </w:rPr>
-              <w:t>Almost There</w:t>
+                <w:rFonts w:ascii="Verdana" w:hAnsi="Verdana"/>
+              </w:rPr>
+              <w:t>Needs Work</w:t>
             </w:r>
           </w:p>
         </w:tc>
@@ -1124,51 +1108,25 @@
               <w:rPr>
                 <w:rFonts w:ascii="Verdana" w:hAnsi="Verdana"/>
               </w:rPr>
-              <w:t>Includes m</w:t>
-            </w:r>
-            <w:r>
-              <w:rPr>
-                <w:rFonts w:ascii="Verdana" w:hAnsi="Verdana"/>
-              </w:rPr>
-              <w:t xml:space="preserve">ost </w:t>
-            </w:r>
-            <w:r>
-              <w:rPr>
-                <w:rFonts w:ascii="Verdana" w:hAnsi="Verdana"/>
-              </w:rPr>
-              <w:t xml:space="preserve">introduction </w:t>
-            </w:r>
-            <w:proofErr w:type="gramStart"/>
-            <w:r>
-              <w:rPr>
-                <w:rFonts w:ascii="Verdana" w:hAnsi="Verdana"/>
-              </w:rPr>
-              <w:t>elements</w:t>
-            </w:r>
-            <w:r>
-              <w:rPr>
-                <w:rFonts w:ascii="Verdana" w:hAnsi="Verdana"/>
-              </w:rPr>
-              <w:t xml:space="preserve">, </w:t>
-            </w:r>
-            <w:r>
-              <w:rPr>
-                <w:rFonts w:ascii="Verdana" w:hAnsi="Verdana"/>
-              </w:rPr>
-              <w:t>but</w:t>
-            </w:r>
-            <w:proofErr w:type="gramEnd"/>
-            <w:r>
-              <w:rPr>
-                <w:rFonts w:ascii="Verdana" w:hAnsi="Verdana"/>
-              </w:rPr>
-              <w:t xml:space="preserve"> </w:t>
-            </w:r>
-            <w:r>
-              <w:rPr>
-                <w:rFonts w:ascii="Verdana" w:hAnsi="Verdana"/>
-              </w:rPr>
-              <w:t>makes 1 or 2 minor errors.</w:t>
+              <w:t>Is missing</w:t>
+            </w:r>
+            <w:r>
+              <w:rPr>
+                <w:rFonts w:ascii="Verdana" w:hAnsi="Verdana"/>
+              </w:rPr>
+              <w:t xml:space="preserve"> required elements </w:t>
+            </w:r>
+            <w:r>
+              <w:rPr>
+                <w:rFonts w:ascii="Verdana" w:hAnsi="Verdana"/>
+              </w:rPr>
+              <w:t xml:space="preserve">OR uses information that is </w:t>
+            </w:r>
+            <w:r>
+              <w:rPr>
+                <w:rFonts w:ascii="Verdana" w:hAnsi="Verdana"/>
+              </w:rPr>
+              <w:t>unclear.</w:t>
             </w:r>
           </w:p>
         </w:tc>
@@ -1184,9 +1142,9 @@
             </w:pPr>
             <w:r>
               <w:rPr>
-                <w:rFonts w:ascii="Verdana" w:hAnsi="Verdana" w:cstheme="majorHAnsi"/>
-              </w:rPr>
-              <w:t>5</w:t>
+                <w:rFonts w:ascii="Verdana" w:hAnsi="Verdana"/>
+              </w:rPr>
+              <w:t>0</w:t>
             </w:r>
           </w:p>
         </w:tc>
@@ -1204,7 +1162,7 @@
               <w:rPr>
                 <w:rFonts w:ascii="Verdana" w:hAnsi="Verdana"/>
               </w:rPr>
-              <w:t>Needs Work</w:t>
+              <w:t>Missing</w:t>
             </w:r>
           </w:p>
         </w:tc>
@@ -1223,25 +1181,21 @@
               <w:rPr>
                 <w:rFonts w:ascii="Verdana" w:hAnsi="Verdana"/>
               </w:rPr>
-              <w:t>Is missing</w:t>
-            </w:r>
-            <w:r>
-              <w:rPr>
-                <w:rFonts w:ascii="Verdana" w:hAnsi="Verdana"/>
-              </w:rPr>
-              <w:t xml:space="preserve"> required elements </w:t>
-            </w:r>
-            <w:r>
-              <w:rPr>
-                <w:rFonts w:ascii="Verdana" w:hAnsi="Verdana"/>
-              </w:rPr>
-              <w:t xml:space="preserve">OR uses information that is </w:t>
-            </w:r>
-            <w:r>
-              <w:rPr>
-                <w:rFonts w:ascii="Verdana" w:hAnsi="Verdana"/>
-              </w:rPr>
-              <w:t>unclear.</w:t>
+              <w:t xml:space="preserve">Introduction missing or </w:t>
+            </w:r>
+            <w:proofErr w:type="gramStart"/>
+            <w:r>
+              <w:rPr>
+                <w:rFonts w:ascii="Verdana" w:hAnsi="Verdana"/>
+              </w:rPr>
+              <w:t>lacks</w:t>
+            </w:r>
+            <w:proofErr w:type="gramEnd"/>
+            <w:r>
+              <w:rPr>
+                <w:rFonts w:ascii="Verdana" w:hAnsi="Verdana"/>
+              </w:rPr>
+              <w:t xml:space="preserve"> required elements.</w:t>
             </w:r>
           </w:p>
         </w:tc>
@@ -1256,12 +1210,6 @@
                 <w:rFonts w:ascii="Verdana" w:hAnsi="Verdana"/>
               </w:rPr>
             </w:pPr>
-            <w:r>
-              <w:rPr>
-                <w:rFonts w:ascii="Verdana" w:hAnsi="Verdana"/>
-              </w:rPr>
-              <w:t>0</w:t>
-            </w:r>
           </w:p>
         </w:tc>
         <w:tc>
@@ -1275,12 +1223,6 @@
                 <w:rFonts w:ascii="Verdana" w:hAnsi="Verdana"/>
               </w:rPr>
             </w:pPr>
-            <w:r>
-              <w:rPr>
-                <w:rFonts w:ascii="Verdana" w:hAnsi="Verdana"/>
-              </w:rPr>
-              <w:t>Missing</w:t>
-            </w:r>
           </w:p>
         </w:tc>
         <w:tc>
@@ -1294,26 +1236,6 @@
                 <w:rFonts w:ascii="Verdana" w:hAnsi="Verdana"/>
               </w:rPr>
             </w:pPr>
-            <w:r>
-              <w:rPr>
-                <w:rFonts w:ascii="Verdana" w:hAnsi="Verdana"/>
-              </w:rPr>
-              <w:t xml:space="preserve">Introduction missing or </w:t>
-            </w:r>
-            <w:proofErr w:type="gramStart"/>
-            <w:r>
-              <w:rPr>
-                <w:rFonts w:ascii="Verdana" w:hAnsi="Verdana"/>
-              </w:rPr>
-              <w:t>lacks</w:t>
-            </w:r>
-            <w:proofErr w:type="gramEnd"/>
-            <w:r>
-              <w:rPr>
-                <w:rFonts w:ascii="Verdana" w:hAnsi="Verdana"/>
-              </w:rPr>
-              <w:t xml:space="preserve"> required elements.</w:t>
-            </w:r>
           </w:p>
         </w:tc>
       </w:tr>
@@ -1336,8 +1258,124 @@
               <w:rPr>
                 <w:rFonts w:ascii="Verdana" w:hAnsi="Verdana"/>
               </w:rPr>
+              <w:t>Work Completed</w:t>
+            </w:r>
+          </w:p>
+        </w:tc>
+        <w:tc>
+          <w:tcPr>
+            <w:tcW w:w="1689" w:type="dxa"/>
+          </w:tcPr>
+          <w:p>
+            <w:pPr>
+              <w:rPr>
+                <w:rFonts w:ascii="Verdana" w:hAnsi="Verdana"/>
+              </w:rPr>
+            </w:pPr>
+            <w:r>
+              <w:rPr>
+                <w:rFonts w:ascii="Verdana" w:hAnsi="Verdana"/>
+              </w:rPr>
+              <w:t xml:space="preserve">Summarizes and describes the work to date on the Informational Report, </w:t>
+            </w:r>
+            <w:r>
+              <w:rPr>
+                <w:rFonts w:ascii="Verdana" w:hAnsi="Verdana"/>
+              </w:rPr>
               <w:lastRenderedPageBreak/>
-              <w:t>Work Completed</w:t>
+              <w:t>using specific, concrete details. Uses heading: Work Completed.</w:t>
+            </w:r>
+          </w:p>
+        </w:tc>
+        <w:tc>
+          <w:tcPr>
+            <w:tcW w:w="1691" w:type="dxa"/>
+          </w:tcPr>
+          <w:p>
+            <w:pPr>
+              <w:rPr>
+                <w:rFonts w:ascii="Verdana" w:hAnsi="Verdana"/>
+              </w:rPr>
+            </w:pPr>
+            <w:r>
+              <w:rPr>
+                <w:rFonts w:ascii="Verdana" w:hAnsi="Verdana"/>
+              </w:rPr>
+              <w:lastRenderedPageBreak/>
+              <w:t>False</w:t>
+            </w:r>
+          </w:p>
+        </w:tc>
+        <w:tc>
+          <w:tcPr>
+            <w:tcW w:w="1688" w:type="dxa"/>
+          </w:tcPr>
+          <w:p>
+            <w:pPr>
+              <w:rPr>
+                <w:rFonts w:ascii="Verdana" w:hAnsi="Verdana"/>
+              </w:rPr>
+            </w:pPr>
+            <w:r>
+              <w:rPr>
+                <w:rFonts w:ascii="Verdana" w:hAnsi="Verdana"/>
+              </w:rPr>
+              <w:t>10</w:t>
+            </w:r>
+          </w:p>
+        </w:tc>
+        <w:tc>
+          <w:tcPr>
+            <w:tcW w:w="1692" w:type="dxa"/>
+          </w:tcPr>
+          <w:p>
+            <w:pPr>
+              <w:rPr>
+                <w:rFonts w:ascii="Verdana" w:hAnsi="Verdana"/>
+              </w:rPr>
+            </w:pPr>
+            <w:r>
+              <w:rPr>
+                <w:rFonts w:ascii="Verdana" w:hAnsi="Verdana" w:cstheme="majorHAnsi"/>
+              </w:rPr>
+              <w:t>Meets Expectations</w:t>
+            </w:r>
+          </w:p>
+        </w:tc>
+        <w:tc>
+          <w:tcPr>
+            <w:tcW w:w="1690" w:type="dxa"/>
+          </w:tcPr>
+          <w:p>
+            <w:pPr>
+              <w:rPr>
+                <w:rFonts w:ascii="Verdana" w:hAnsi="Verdana"/>
+              </w:rPr>
+            </w:pPr>
+            <w:r>
+              <w:rPr>
+                <w:rFonts w:ascii="Verdana" w:hAnsi="Verdana"/>
+              </w:rPr>
+              <w:t>Summarizes completed work with specific, concrete details. Organized</w:t>
+            </w:r>
+            <w:r>
+              <w:rPr>
+                <w:rFonts w:ascii="Verdana" w:hAnsi="Verdana"/>
+              </w:rPr>
+              <w:t xml:space="preserve"> </w:t>
+            </w:r>
+            <w:r>
+              <w:rPr>
+                <w:rFonts w:ascii="Verdana" w:hAnsi="Verdana"/>
+              </w:rPr>
+              <w:lastRenderedPageBreak/>
+              <w:t>clearly and consistently</w:t>
+            </w:r>
+            <w:r>
+              <w:rPr>
+                <w:rFonts w:ascii="Verdana" w:hAnsi="Verdana"/>
+              </w:rPr>
+              <w:t>.</w:t>
             </w:r>
           </w:p>
         </w:tc>
@@ -1353,63 +1391,10 @@
             </w:pPr>
             <w:r>
               <w:rPr>
-                <w:rFonts w:ascii="Verdana" w:hAnsi="Verdana"/>
-              </w:rPr>
-              <w:t>Summarizes and describes the work to date on the Informational Report, using specific, concrete details. Uses heading: Work Completed.</w:t>
-            </w:r>
-          </w:p>
-        </w:tc>
-        <w:tc>
-          <w:tcPr>
-            <w:tcW w:w="1691" w:type="dxa"/>
-          </w:tcPr>
-          <w:p>
-            <w:pPr>
-              <w:rPr>
-                <w:rFonts w:ascii="Verdana" w:hAnsi="Verdana"/>
-              </w:rPr>
-            </w:pPr>
-            <w:r>
-              <w:rPr>
-                <w:rFonts w:ascii="Verdana" w:hAnsi="Verdana"/>
-              </w:rPr>
-              <w:t>False</w:t>
-            </w:r>
-          </w:p>
-        </w:tc>
-        <w:tc>
-          <w:tcPr>
-            <w:tcW w:w="1688" w:type="dxa"/>
-          </w:tcPr>
-          <w:p>
-            <w:pPr>
-              <w:rPr>
-                <w:rFonts w:ascii="Verdana" w:hAnsi="Verdana"/>
-              </w:rPr>
-            </w:pPr>
-            <w:r>
-              <w:rPr>
-                <w:rFonts w:ascii="Verdana" w:hAnsi="Verdana"/>
-              </w:rPr>
-              <w:t>12</w:t>
-            </w:r>
-          </w:p>
-        </w:tc>
-        <w:tc>
-          <w:tcPr>
-            <w:tcW w:w="1692" w:type="dxa"/>
-          </w:tcPr>
-          <w:p>
-            <w:pPr>
-              <w:rPr>
-                <w:rFonts w:ascii="Verdana" w:hAnsi="Verdana"/>
-              </w:rPr>
-            </w:pPr>
-            <w:r>
-              <w:rPr>
-                <w:rFonts w:ascii="Verdana" w:hAnsi="Verdana"/>
-              </w:rPr>
-              <w:t xml:space="preserve">Exceeds Expectations </w:t>
+                <w:rFonts w:ascii="Verdana" w:hAnsi="Verdana" w:cstheme="majorHAnsi"/>
+              </w:rPr>
+              <w:lastRenderedPageBreak/>
+              <w:t>7</w:t>
             </w:r>
           </w:p>
         </w:tc>
@@ -1425,39 +1410,51 @@
             </w:pPr>
             <w:r>
               <w:rPr>
-                <w:rFonts w:ascii="Verdana" w:hAnsi="Verdana"/>
-              </w:rPr>
-              <w:t xml:space="preserve">Goes beyond task summary by incorporating </w:t>
-            </w:r>
-            <w:r>
-              <w:rPr>
-                <w:rFonts w:ascii="Verdana" w:hAnsi="Verdana"/>
-              </w:rPr>
-              <w:t>detailed</w:t>
-            </w:r>
-            <w:r>
-              <w:rPr>
-                <w:rFonts w:ascii="Verdana" w:hAnsi="Verdana"/>
-              </w:rPr>
-              <w:t xml:space="preserve"> insights, analysis, or unexpected developments. Paragraphs are specific, well-organized, and connected to project goals. </w:t>
-            </w:r>
-          </w:p>
-        </w:tc>
-        <w:tc>
-          <w:tcPr>
-            <w:tcW w:w="1689" w:type="dxa"/>
-          </w:tcPr>
-          <w:p>
-            <w:pPr>
-              <w:rPr>
-                <w:rFonts w:ascii="Verdana" w:hAnsi="Verdana"/>
-              </w:rPr>
-            </w:pPr>
-            <w:r>
-              <w:rPr>
-                <w:rFonts w:ascii="Verdana" w:hAnsi="Verdana"/>
-              </w:rPr>
-              <w:t>10</w:t>
+                <w:rFonts w:ascii="Verdana" w:hAnsi="Verdana" w:cstheme="majorHAnsi"/>
+              </w:rPr>
+              <w:t>Almost There</w:t>
+            </w:r>
+          </w:p>
+        </w:tc>
+        <w:tc>
+          <w:tcPr>
+            <w:tcW w:w="1693" w:type="dxa"/>
+          </w:tcPr>
+          <w:p>
+            <w:pPr>
+              <w:rPr>
+                <w:rFonts w:ascii="Verdana" w:hAnsi="Verdana"/>
+              </w:rPr>
+            </w:pPr>
+            <w:r>
+              <w:rPr>
+                <w:rFonts w:ascii="Verdana" w:hAnsi="Verdana"/>
+              </w:rPr>
+              <w:t>I</w:t>
+            </w:r>
+            <w:r>
+              <w:rPr>
+                <w:rFonts w:ascii="Verdana" w:hAnsi="Verdana"/>
+              </w:rPr>
+              <w:t xml:space="preserve">ncludes </w:t>
+            </w:r>
+            <w:r>
+              <w:rPr>
+                <w:rFonts w:ascii="Verdana" w:hAnsi="Verdana"/>
+              </w:rPr>
+              <w:t>completed</w:t>
+            </w:r>
+            <w:r>
+              <w:rPr>
+                <w:rFonts w:ascii="Verdana" w:hAnsi="Verdana"/>
+              </w:rPr>
+              <w:t xml:space="preserve"> tasks but </w:t>
+            </w:r>
+            <w:r>
+              <w:rPr>
+                <w:rFonts w:ascii="Verdana" w:hAnsi="Verdana"/>
+              </w:rPr>
+              <w:t>does not include the appropriate heading.</w:t>
             </w:r>
           </w:p>
         </w:tc>
@@ -1475,37 +1472,7 @@
               <w:rPr>
                 <w:rFonts w:ascii="Verdana" w:hAnsi="Verdana" w:cstheme="majorHAnsi"/>
               </w:rPr>
-              <w:t>Meets Expectations</w:t>
-            </w:r>
-          </w:p>
-        </w:tc>
-        <w:tc>
-          <w:tcPr>
-            <w:tcW w:w="1693" w:type="dxa"/>
-          </w:tcPr>
-          <w:p>
-            <w:pPr>
-              <w:rPr>
-                <w:rFonts w:ascii="Verdana" w:hAnsi="Verdana"/>
-              </w:rPr>
-            </w:pPr>
-            <w:r>
-              <w:rPr>
-                <w:rFonts w:ascii="Verdana" w:hAnsi="Verdana"/>
-              </w:rPr>
-              <w:t>Summarizes completed work with specific, concrete details. Organized</w:t>
-            </w:r>
-            <w:r>
-              <w:rPr>
-                <w:rFonts w:ascii="Verdana" w:hAnsi="Verdana"/>
-              </w:rPr>
-              <w:t xml:space="preserve"> clearly and consistently</w:t>
-            </w:r>
-            <w:r>
-              <w:rPr>
-                <w:rFonts w:ascii="Verdana" w:hAnsi="Verdana"/>
-              </w:rPr>
-              <w:t>.</w:t>
+              <w:t>5</w:t>
             </w:r>
           </w:p>
         </w:tc>
@@ -1521,9 +1488,9 @@
             </w:pPr>
             <w:r>
               <w:rPr>
-                <w:rFonts w:ascii="Verdana" w:hAnsi="Verdana" w:cstheme="majorHAnsi"/>
-              </w:rPr>
-              <w:t>7</w:t>
+                <w:rFonts w:ascii="Verdana" w:hAnsi="Verdana"/>
+              </w:rPr>
+              <w:t>Needs Work</w:t>
             </w:r>
           </w:p>
         </w:tc>
@@ -1539,9 +1506,15 @@
             </w:pPr>
             <w:r>
               <w:rPr>
-                <w:rFonts w:ascii="Verdana" w:hAnsi="Verdana" w:cstheme="majorHAnsi"/>
-              </w:rPr>
-              <w:t>Almost There</w:t>
+                <w:rFonts w:ascii="Verdana" w:hAnsi="Verdana"/>
+              </w:rPr>
+              <w:t>L</w:t>
+            </w:r>
+            <w:r>
+              <w:rPr>
+                <w:rFonts w:ascii="Verdana" w:hAnsi="Verdana"/>
+              </w:rPr>
+              <w:t>acks depth, clarity, or strong organization.</w:t>
             </w:r>
           </w:p>
         </w:tc>
@@ -1559,49 +1532,7 @@
               <w:rPr>
                 <w:rFonts w:ascii="Verdana" w:hAnsi="Verdana"/>
               </w:rPr>
-              <w:t>I</w:t>
-            </w:r>
-            <w:r>
-              <w:rPr>
-                <w:rFonts w:ascii="Verdana" w:hAnsi="Verdana"/>
-              </w:rPr>
-              <w:t xml:space="preserve">ncludes </w:t>
-            </w:r>
-            <w:r>
-              <w:rPr>
-                <w:rFonts w:ascii="Verdana" w:hAnsi="Verdana"/>
-              </w:rPr>
-              <w:t>completed</w:t>
-            </w:r>
-            <w:r>
-              <w:rPr>
-                <w:rFonts w:ascii="Verdana" w:hAnsi="Verdana"/>
-              </w:rPr>
-              <w:t xml:space="preserve"> tasks but </w:t>
-            </w:r>
-            <w:r>
-              <w:rPr>
-                <w:rFonts w:ascii="Verdana" w:hAnsi="Verdana"/>
-              </w:rPr>
-              <w:t>does not include the appropriate heading.</w:t>
-            </w:r>
-          </w:p>
-        </w:tc>
-        <w:tc>
-          <w:tcPr>
-            <w:tcW w:w="1690" w:type="dxa"/>
-          </w:tcPr>
-          <w:p>
-            <w:pPr>
-              <w:rPr>
-                <w:rFonts w:ascii="Verdana" w:hAnsi="Verdana"/>
-              </w:rPr>
-            </w:pPr>
-            <w:r>
-              <w:rPr>
-                <w:rFonts w:ascii="Verdana" w:hAnsi="Verdana" w:cstheme="majorHAnsi"/>
-              </w:rPr>
-              <w:t>5</w:t>
+              <w:t>0</w:t>
             </w:r>
           </w:p>
         </w:tc>
@@ -1619,7 +1550,7 @@
               <w:rPr>
                 <w:rFonts w:ascii="Verdana" w:hAnsi="Verdana"/>
               </w:rPr>
-              <w:t>Needs Work</w:t>
+              <w:t>Missing</w:t>
             </w:r>
           </w:p>
         </w:tc>
@@ -1638,13 +1569,7 @@
               <w:rPr>
                 <w:rFonts w:ascii="Verdana" w:hAnsi="Verdana"/>
               </w:rPr>
-              <w:t>L</w:t>
-            </w:r>
-            <w:r>
-              <w:rPr>
-                <w:rFonts w:ascii="Verdana" w:hAnsi="Verdana"/>
-              </w:rPr>
-              <w:t>acks depth, clarity, or strong organization.</w:t>
+              <w:t>Section missing or provides no meaningful information.</w:t>
             </w:r>
           </w:p>
         </w:tc>
@@ -1659,12 +1584,6 @@
                 <w:rFonts w:ascii="Verdana" w:hAnsi="Verdana"/>
               </w:rPr>
             </w:pPr>
-            <w:r>
-              <w:rPr>
-                <w:rFonts w:ascii="Verdana" w:hAnsi="Verdana"/>
-              </w:rPr>
-              <w:t>0</w:t>
-            </w:r>
           </w:p>
         </w:tc>
         <w:tc>
@@ -1678,12 +1597,6 @@
                 <w:rFonts w:ascii="Verdana" w:hAnsi="Verdana"/>
               </w:rPr>
             </w:pPr>
-            <w:r>
-              <w:rPr>
-                <w:rFonts w:ascii="Verdana" w:hAnsi="Verdana"/>
-              </w:rPr>
-              <w:t>Missing</w:t>
-            </w:r>
           </w:p>
         </w:tc>
         <w:tc>
@@ -1697,12 +1610,6 @@
                 <w:rFonts w:ascii="Verdana" w:hAnsi="Verdana"/>
               </w:rPr>
             </w:pPr>
-            <w:r>
-              <w:rPr>
-                <w:rFonts w:ascii="Verdana" w:hAnsi="Verdana"/>
-              </w:rPr>
-              <w:t>Section missing or provides no meaningful information.</w:t>
-            </w:r>
           </w:p>
         </w:tc>
       </w:tr>
@@ -1761,19 +1668,243 @@
               <w:rPr>
                 <w:rFonts w:ascii="Verdana" w:hAnsi="Verdana"/>
               </w:rPr>
-              <w:t xml:space="preserve"> followed by an updated Gantt Chart that covers all stages of the work on the Informational Report. </w:t>
-            </w:r>
-            <w:r>
-              <w:rPr>
-                <w:rFonts w:ascii="Verdana" w:hAnsi="Verdana"/>
-              </w:rPr>
-              <w:t xml:space="preserve">Uses heading: Work </w:t>
-            </w:r>
-            <w:r>
-              <w:rPr>
-                <w:rFonts w:ascii="Verdana" w:hAnsi="Verdana"/>
-              </w:rPr>
-              <w:t>Scheduled</w:t>
+              <w:t xml:space="preserve"> followed by an updated Gantt Chart that covers all stages of the work on the Informational Report. Uses heading: Work Scheduled.</w:t>
+            </w:r>
+          </w:p>
+        </w:tc>
+        <w:tc>
+          <w:tcPr>
+            <w:tcW w:w="1691" w:type="dxa"/>
+          </w:tcPr>
+          <w:p>
+            <w:pPr>
+              <w:rPr>
+                <w:rFonts w:ascii="Verdana" w:hAnsi="Verdana"/>
+              </w:rPr>
+            </w:pPr>
+            <w:r>
+              <w:rPr>
+                <w:rFonts w:ascii="Verdana" w:hAnsi="Verdana"/>
+              </w:rPr>
+              <w:t>False</w:t>
+            </w:r>
+          </w:p>
+        </w:tc>
+        <w:tc>
+          <w:tcPr>
+            <w:tcW w:w="1688" w:type="dxa"/>
+          </w:tcPr>
+          <w:p>
+            <w:pPr>
+              <w:rPr>
+                <w:rFonts w:ascii="Verdana" w:hAnsi="Verdana"/>
+              </w:rPr>
+            </w:pPr>
+            <w:r>
+              <w:rPr>
+                <w:rFonts w:ascii="Verdana" w:hAnsi="Verdana"/>
+              </w:rPr>
+              <w:t>10</w:t>
+            </w:r>
+          </w:p>
+        </w:tc>
+        <w:tc>
+          <w:tcPr>
+            <w:tcW w:w="1692" w:type="dxa"/>
+          </w:tcPr>
+          <w:p>
+            <w:pPr>
+              <w:rPr>
+                <w:rFonts w:ascii="Verdana" w:hAnsi="Verdana"/>
+              </w:rPr>
+            </w:pPr>
+            <w:r>
+              <w:rPr>
+                <w:rFonts w:ascii="Verdana" w:hAnsi="Verdana" w:cstheme="majorHAnsi"/>
+              </w:rPr>
+              <w:t>Meets Expectations</w:t>
+            </w:r>
+          </w:p>
+        </w:tc>
+        <w:tc>
+          <w:tcPr>
+            <w:tcW w:w="1690" w:type="dxa"/>
+          </w:tcPr>
+          <w:p>
+            <w:pPr>
+              <w:rPr>
+                <w:rFonts w:ascii="Verdana" w:hAnsi="Verdana"/>
+              </w:rPr>
+            </w:pPr>
+            <w:r>
+              <w:rPr>
+                <w:rFonts w:ascii="Verdana" w:hAnsi="Verdana"/>
+              </w:rPr>
+              <w:t xml:space="preserve">Introduces the section and then presents a Gantt Chart that shows schedule for </w:t>
+            </w:r>
+            <w:r>
+              <w:rPr>
+                <w:rFonts w:ascii="Verdana" w:hAnsi="Verdana"/>
+              </w:rPr>
+              <w:t>upcoming work</w:t>
+            </w:r>
+            <w:r>
+              <w:rPr>
+                <w:rFonts w:ascii="Verdana" w:hAnsi="Verdana"/>
+              </w:rPr>
+              <w:t xml:space="preserve"> clearly and completely.</w:t>
+            </w:r>
+          </w:p>
+        </w:tc>
+        <w:tc>
+          <w:tcPr>
+            <w:tcW w:w="1689" w:type="dxa"/>
+          </w:tcPr>
+          <w:p>
+            <w:pPr>
+              <w:rPr>
+                <w:rFonts w:ascii="Verdana" w:hAnsi="Verdana"/>
+              </w:rPr>
+            </w:pPr>
+            <w:r>
+              <w:rPr>
+                <w:rFonts w:ascii="Verdana" w:hAnsi="Verdana" w:cstheme="majorHAnsi"/>
+              </w:rPr>
+              <w:t>7</w:t>
+            </w:r>
+          </w:p>
+        </w:tc>
+        <w:tc>
+          <w:tcPr>
+            <w:tcW w:w="1690" w:type="dxa"/>
+          </w:tcPr>
+          <w:p>
+            <w:pPr>
+              <w:rPr>
+                <w:rFonts w:ascii="Verdana" w:hAnsi="Verdana"/>
+              </w:rPr>
+            </w:pPr>
+            <w:r>
+              <w:rPr>
+                <w:rFonts w:ascii="Verdana" w:hAnsi="Verdana" w:cstheme="majorHAnsi"/>
+              </w:rPr>
+              <w:t>Almost There</w:t>
+            </w:r>
+          </w:p>
+        </w:tc>
+        <w:tc>
+          <w:tcPr>
+            <w:tcW w:w="1693" w:type="dxa"/>
+          </w:tcPr>
+          <w:p>
+            <w:pPr>
+              <w:rPr>
+                <w:rFonts w:ascii="Verdana" w:hAnsi="Verdana"/>
+              </w:rPr>
+            </w:pPr>
+            <w:r>
+              <w:rPr>
+                <w:rFonts w:ascii="Verdana" w:hAnsi="Verdana"/>
+              </w:rPr>
+              <w:t xml:space="preserve">Outlines future work with some detail </w:t>
+            </w:r>
+            <w:r>
+              <w:rPr>
+                <w:rFonts w:ascii="Verdana" w:hAnsi="Verdana"/>
+              </w:rPr>
+              <w:t xml:space="preserve">in a Gantt </w:t>
+            </w:r>
+            <w:proofErr w:type="gramStart"/>
+            <w:r>
+              <w:rPr>
+                <w:rFonts w:ascii="Verdana" w:hAnsi="Verdana"/>
+              </w:rPr>
+              <w:t xml:space="preserve">Chart, </w:t>
+            </w:r>
+            <w:r>
+              <w:rPr>
+                <w:rFonts w:ascii="Verdana" w:hAnsi="Verdana"/>
+              </w:rPr>
+              <w:t>but</w:t>
+            </w:r>
+            <w:proofErr w:type="gramEnd"/>
+            <w:r>
+              <w:rPr>
+                <w:rFonts w:ascii="Verdana" w:hAnsi="Verdana"/>
+              </w:rPr>
+              <w:t xml:space="preserve"> may be vague or uneven. </w:t>
+            </w:r>
+            <w:r>
+              <w:rPr>
+                <w:rFonts w:ascii="Verdana" w:hAnsi="Verdana"/>
+              </w:rPr>
+              <w:t>May be missing introductory sentence.</w:t>
+            </w:r>
+          </w:p>
+        </w:tc>
+        <w:tc>
+          <w:tcPr>
+            <w:tcW w:w="1690" w:type="dxa"/>
+          </w:tcPr>
+          <w:p>
+            <w:pPr>
+              <w:rPr>
+                <w:rFonts w:ascii="Verdana" w:hAnsi="Verdana"/>
+              </w:rPr>
+            </w:pPr>
+            <w:r>
+              <w:rPr>
+                <w:rFonts w:ascii="Verdana" w:hAnsi="Verdana" w:cstheme="majorHAnsi"/>
+              </w:rPr>
+              <w:t>5</w:t>
+            </w:r>
+          </w:p>
+        </w:tc>
+        <w:tc>
+          <w:tcPr>
+            <w:tcW w:w="1690" w:type="dxa"/>
+          </w:tcPr>
+          <w:p>
+            <w:pPr>
+              <w:rPr>
+                <w:rFonts w:ascii="Verdana" w:hAnsi="Verdana"/>
+              </w:rPr>
+            </w:pPr>
+            <w:r>
+              <w:rPr>
+                <w:rFonts w:ascii="Verdana" w:hAnsi="Verdana"/>
+              </w:rPr>
+              <w:t>Needs Work</w:t>
+            </w:r>
+          </w:p>
+        </w:tc>
+        <w:tc>
+          <w:tcPr>
+            <w:tcW w:w="1690" w:type="dxa"/>
+          </w:tcPr>
+          <w:p>
+            <w:pPr>
+              <w:rPr>
+                <w:rFonts w:ascii="Verdana" w:hAnsi="Verdana"/>
+              </w:rPr>
+            </w:pPr>
+            <w:r>
+              <w:rPr>
+                <w:rFonts w:ascii="Verdana" w:hAnsi="Verdana"/>
+              </w:rPr>
+              <w:t>Describes f</w:t>
+            </w:r>
+            <w:r>
+              <w:rPr>
+                <w:rFonts w:ascii="Verdana" w:hAnsi="Verdana"/>
+              </w:rPr>
+              <w:t>uture work vague</w:t>
+            </w:r>
+            <w:r>
+              <w:rPr>
+                <w:rFonts w:ascii="Verdana" w:hAnsi="Verdana"/>
+              </w:rPr>
+              <w:t>ly, with no detail</w:t>
             </w:r>
             <w:r>
               <w:rPr>
@@ -1785,60 +1916,6 @@
         </w:tc>
         <w:tc>
           <w:tcPr>
-            <w:tcW w:w="1691" w:type="dxa"/>
-          </w:tcPr>
-          <w:p>
-            <w:pPr>
-              <w:rPr>
-                <w:rFonts w:ascii="Verdana" w:hAnsi="Verdana"/>
-              </w:rPr>
-            </w:pPr>
-            <w:r>
-              <w:rPr>
-                <w:rFonts w:ascii="Verdana" w:hAnsi="Verdana"/>
-              </w:rPr>
-              <w:t>False</w:t>
-            </w:r>
-          </w:p>
-        </w:tc>
-        <w:tc>
-          <w:tcPr>
-            <w:tcW w:w="1688" w:type="dxa"/>
-          </w:tcPr>
-          <w:p>
-            <w:pPr>
-              <w:rPr>
-                <w:rFonts w:ascii="Verdana" w:hAnsi="Verdana"/>
-              </w:rPr>
-            </w:pPr>
-            <w:r>
-              <w:rPr>
-                <w:rFonts w:ascii="Verdana" w:hAnsi="Verdana"/>
-              </w:rPr>
-              <w:t>12</w:t>
-            </w:r>
-          </w:p>
-        </w:tc>
-        <w:tc>
-          <w:tcPr>
-            <w:tcW w:w="1692" w:type="dxa"/>
-          </w:tcPr>
-          <w:p>
-            <w:pPr>
-              <w:rPr>
-                <w:rFonts w:ascii="Verdana" w:hAnsi="Verdana"/>
-              </w:rPr>
-            </w:pPr>
-            <w:r>
-              <w:rPr>
-                <w:rFonts w:ascii="Verdana" w:hAnsi="Verdana"/>
-              </w:rPr>
-              <w:t xml:space="preserve">Exceeds Expectations </w:t>
-            </w:r>
-          </w:p>
-        </w:tc>
-        <w:tc>
-          <w:tcPr>
             <w:tcW w:w="1690" w:type="dxa"/>
           </w:tcPr>
           <w:p>
@@ -1851,207 +1928,7 @@
               <w:rPr>
                 <w:rFonts w:ascii="Verdana" w:hAnsi="Verdana"/>
               </w:rPr>
-              <w:t xml:space="preserve">Outlines remaining tasks in detail and in a </w:t>
-            </w:r>
-            <w:r>
-              <w:rPr>
-                <w:rFonts w:ascii="Verdana" w:hAnsi="Verdana"/>
-              </w:rPr>
-              <w:t xml:space="preserve">thoughtful sequence. </w:t>
-            </w:r>
-            <w:r>
-              <w:rPr>
-                <w:rFonts w:ascii="Verdana" w:hAnsi="Verdana"/>
-              </w:rPr>
-              <w:t xml:space="preserve">Integrates </w:t>
-            </w:r>
-            <w:r>
-              <w:rPr>
-                <w:rFonts w:ascii="Verdana" w:hAnsi="Verdana"/>
-              </w:rPr>
-              <w:t xml:space="preserve">Gantt Chart </w:t>
-            </w:r>
-            <w:r>
-              <w:rPr>
-                <w:rFonts w:ascii="Verdana" w:hAnsi="Verdana"/>
-              </w:rPr>
-              <w:t xml:space="preserve">well, using it </w:t>
-            </w:r>
-            <w:r>
-              <w:rPr>
-                <w:rFonts w:ascii="Verdana" w:hAnsi="Verdana"/>
-              </w:rPr>
-              <w:t xml:space="preserve">as a genuine planning tool. </w:t>
-            </w:r>
-          </w:p>
-        </w:tc>
-        <w:tc>
-          <w:tcPr>
-            <w:tcW w:w="1689" w:type="dxa"/>
-          </w:tcPr>
-          <w:p>
-            <w:pPr>
-              <w:rPr>
-                <w:rFonts w:ascii="Verdana" w:hAnsi="Verdana"/>
-              </w:rPr>
-            </w:pPr>
-            <w:r>
-              <w:rPr>
-                <w:rFonts w:ascii="Verdana" w:hAnsi="Verdana"/>
-              </w:rPr>
-              <w:t>10</w:t>
-            </w:r>
-          </w:p>
-        </w:tc>
-        <w:tc>
-          <w:tcPr>
-            <w:tcW w:w="1690" w:type="dxa"/>
-          </w:tcPr>
-          <w:p>
-            <w:pPr>
-              <w:rPr>
-                <w:rFonts w:ascii="Verdana" w:hAnsi="Verdana"/>
-              </w:rPr>
-            </w:pPr>
-            <w:r>
-              <w:rPr>
-                <w:rFonts w:ascii="Verdana" w:hAnsi="Verdana" w:cstheme="majorHAnsi"/>
-              </w:rPr>
-              <w:t>Meets Expectations</w:t>
-            </w:r>
-          </w:p>
-        </w:tc>
-        <w:tc>
-          <w:tcPr>
-            <w:tcW w:w="1693" w:type="dxa"/>
-          </w:tcPr>
-          <w:p>
-            <w:pPr>
-              <w:rPr>
-                <w:rFonts w:ascii="Verdana" w:hAnsi="Verdana"/>
-              </w:rPr>
-            </w:pPr>
-            <w:r>
-              <w:rPr>
-                <w:rFonts w:ascii="Verdana" w:hAnsi="Verdana"/>
-              </w:rPr>
-              <w:t xml:space="preserve">Introduces the section and then presents a Gantt Chart that shows schedule for </w:t>
-            </w:r>
-            <w:r>
-              <w:rPr>
-                <w:rFonts w:ascii="Verdana" w:hAnsi="Verdana"/>
-              </w:rPr>
-              <w:t>upcoming work</w:t>
-            </w:r>
-            <w:r>
-              <w:rPr>
-                <w:rFonts w:ascii="Verdana" w:hAnsi="Verdana"/>
-              </w:rPr>
-              <w:t xml:space="preserve"> clearly and completely.</w:t>
-            </w:r>
-          </w:p>
-        </w:tc>
-        <w:tc>
-          <w:tcPr>
-            <w:tcW w:w="1690" w:type="dxa"/>
-          </w:tcPr>
-          <w:p>
-            <w:pPr>
-              <w:rPr>
-                <w:rFonts w:ascii="Verdana" w:hAnsi="Verdana"/>
-              </w:rPr>
-            </w:pPr>
-            <w:r>
-              <w:rPr>
-                <w:rFonts w:ascii="Verdana" w:hAnsi="Verdana" w:cstheme="majorHAnsi"/>
-              </w:rPr>
-              <w:t>7</w:t>
-            </w:r>
-          </w:p>
-        </w:tc>
-        <w:tc>
-          <w:tcPr>
-            <w:tcW w:w="1690" w:type="dxa"/>
-          </w:tcPr>
-          <w:p>
-            <w:pPr>
-              <w:rPr>
-                <w:rFonts w:ascii="Verdana" w:hAnsi="Verdana"/>
-              </w:rPr>
-            </w:pPr>
-            <w:r>
-              <w:rPr>
-                <w:rFonts w:ascii="Verdana" w:hAnsi="Verdana" w:cstheme="majorHAnsi"/>
-              </w:rPr>
-              <w:t>Almost There</w:t>
-            </w:r>
-          </w:p>
-        </w:tc>
-        <w:tc>
-          <w:tcPr>
-            <w:tcW w:w="1690" w:type="dxa"/>
-          </w:tcPr>
-          <w:p>
-            <w:pPr>
-              <w:rPr>
-                <w:rFonts w:ascii="Verdana" w:hAnsi="Verdana"/>
-              </w:rPr>
-            </w:pPr>
-            <w:r>
-              <w:rPr>
-                <w:rFonts w:ascii="Verdana" w:hAnsi="Verdana"/>
-              </w:rPr>
-              <w:t xml:space="preserve">Outlines future work with some detail </w:t>
-            </w:r>
-            <w:r>
-              <w:rPr>
-                <w:rFonts w:ascii="Verdana" w:hAnsi="Verdana"/>
-              </w:rPr>
-              <w:t xml:space="preserve">in a Gantt </w:t>
-            </w:r>
-            <w:proofErr w:type="gramStart"/>
-            <w:r>
-              <w:rPr>
-                <w:rFonts w:ascii="Verdana" w:hAnsi="Verdana"/>
-              </w:rPr>
-              <w:t xml:space="preserve">Chart, </w:t>
-            </w:r>
-            <w:r>
-              <w:rPr>
-                <w:rFonts w:ascii="Verdana" w:hAnsi="Verdana"/>
-              </w:rPr>
-              <w:t>but</w:t>
-            </w:r>
-            <w:proofErr w:type="gramEnd"/>
-            <w:r>
-              <w:rPr>
-                <w:rFonts w:ascii="Verdana" w:hAnsi="Verdana"/>
-              </w:rPr>
-              <w:t xml:space="preserve"> may be vague or uneven. </w:t>
-            </w:r>
-            <w:r>
-              <w:rPr>
-                <w:rFonts w:ascii="Verdana" w:hAnsi="Verdana"/>
-              </w:rPr>
-              <w:t>May be missing introductory sentence.</w:t>
-            </w:r>
-          </w:p>
-        </w:tc>
-        <w:tc>
-          <w:tcPr>
-            <w:tcW w:w="1690" w:type="dxa"/>
-          </w:tcPr>
-          <w:p>
-            <w:pPr>
-              <w:rPr>
-                <w:rFonts w:ascii="Verdana" w:hAnsi="Verdana"/>
-              </w:rPr>
-            </w:pPr>
-            <w:r>
-              <w:rPr>
-                <w:rFonts w:ascii="Verdana" w:hAnsi="Verdana" w:cstheme="majorHAnsi"/>
-              </w:rPr>
-              <w:t>5</w:t>
+              <w:t>0</w:t>
             </w:r>
           </w:p>
         </w:tc>
@@ -2069,7 +1946,7 @@
               <w:rPr>
                 <w:rFonts w:ascii="Verdana" w:hAnsi="Verdana"/>
               </w:rPr>
-              <w:t>Needs Work</w:t>
+              <w:t>Missing</w:t>
             </w:r>
           </w:p>
         </w:tc>
@@ -2088,25 +1965,7 @@
               <w:rPr>
                 <w:rFonts w:ascii="Verdana" w:hAnsi="Verdana"/>
               </w:rPr>
-              <w:t>Describes f</w:t>
-            </w:r>
-            <w:r>
-              <w:rPr>
-                <w:rFonts w:ascii="Verdana" w:hAnsi="Verdana"/>
-              </w:rPr>
-              <w:t>uture work vague</w:t>
-            </w:r>
-            <w:r>
-              <w:rPr>
-                <w:rFonts w:ascii="Verdana" w:hAnsi="Verdana"/>
-              </w:rPr>
-              <w:t>ly, with no detail</w:t>
-            </w:r>
-            <w:r>
-              <w:rPr>
-                <w:rFonts w:ascii="Verdana" w:hAnsi="Verdana"/>
-              </w:rPr>
-              <w:t>.</w:t>
+              <w:t>Section missing.</w:t>
             </w:r>
           </w:p>
         </w:tc>
@@ -2121,12 +1980,6 @@
                 <w:rFonts w:ascii="Verdana" w:hAnsi="Verdana"/>
               </w:rPr>
             </w:pPr>
-            <w:r>
-              <w:rPr>
-                <w:rFonts w:ascii="Verdana" w:hAnsi="Verdana"/>
-              </w:rPr>
-              <w:t>0</w:t>
-            </w:r>
           </w:p>
         </w:tc>
         <w:tc>
@@ -2140,12 +1993,6 @@
                 <w:rFonts w:ascii="Verdana" w:hAnsi="Verdana"/>
               </w:rPr>
             </w:pPr>
-            <w:r>
-              <w:rPr>
-                <w:rFonts w:ascii="Verdana" w:hAnsi="Verdana"/>
-              </w:rPr>
-              <w:t>Missing</w:t>
-            </w:r>
           </w:p>
         </w:tc>
         <w:tc>
@@ -2159,12 +2006,6 @@
                 <w:rFonts w:ascii="Verdana" w:hAnsi="Verdana"/>
               </w:rPr>
             </w:pPr>
-            <w:r>
-              <w:rPr>
-                <w:rFonts w:ascii="Verdana" w:hAnsi="Verdana"/>
-              </w:rPr>
-              <w:t>Section missing.</w:t>
-            </w:r>
           </w:p>
         </w:tc>
       </w:tr>
@@ -2201,14 +2042,7 @@
               <w:rPr>
                 <w:rFonts w:ascii="Verdana" w:hAnsi="Verdana" w:cstheme="majorHAnsi"/>
               </w:rPr>
-              <w:t xml:space="preserve">Evaluates the visual formatting and readability of the Gantt </w:t>
-            </w:r>
-            <w:r>
-              <w:rPr>
-                <w:rFonts w:ascii="Verdana" w:hAnsi="Verdana" w:cstheme="majorHAnsi"/>
-              </w:rPr>
-              <w:lastRenderedPageBreak/>
-              <w:t>chart, including font size, color use, layout, labeling, and overall clarity.</w:t>
+              <w:t>Evaluates the visual formatting and readability of the Gantt chart, including font size, color use, layout, labeling, and overall clarity.</w:t>
             </w:r>
           </w:p>
         </w:tc>
@@ -2226,7 +2060,6 @@
               <w:rPr>
                 <w:rFonts w:ascii="Verdana" w:hAnsi="Verdana" w:cstheme="majorHAnsi"/>
               </w:rPr>
-              <w:lastRenderedPageBreak/>
               <w:t>False</w:t>
             </w:r>
           </w:p>
@@ -2245,7 +2078,7 @@
               <w:rPr>
                 <w:rFonts w:ascii="Verdana" w:hAnsi="Verdana"/>
               </w:rPr>
-              <w:t>12</w:t>
+              <w:t>10</w:t>
             </w:r>
           </w:p>
         </w:tc>
@@ -2261,9 +2094,9 @@
             </w:pPr>
             <w:r>
               <w:rPr>
-                <w:rFonts w:ascii="Verdana" w:hAnsi="Verdana"/>
-              </w:rPr>
-              <w:t>Exceeds Expectations</w:t>
+                <w:rFonts w:ascii="Verdana" w:hAnsi="Verdana" w:cstheme="majorHAnsi"/>
+              </w:rPr>
+              <w:t>Meets Expectations</w:t>
             </w:r>
           </w:p>
         </w:tc>
@@ -2281,13 +2114,201 @@
               <w:rPr>
                 <w:rFonts w:ascii="Verdana" w:hAnsi="Verdana" w:cstheme="majorHAnsi"/>
               </w:rPr>
-              <w:t>Uses</w:t>
-            </w:r>
-            <w:r>
-              <w:rPr>
-                <w:rFonts w:ascii="Verdana" w:hAnsi="Verdana" w:cstheme="majorHAnsi"/>
-              </w:rPr>
-              <w:t xml:space="preserve"> a clean, professional layout; employ</w:t>
+              <w:t xml:space="preserve">Uses </w:t>
+            </w:r>
+            <w:r>
+              <w:rPr>
+                <w:rFonts w:ascii="Verdana" w:hAnsi="Verdana" w:cstheme="majorHAnsi"/>
+              </w:rPr>
+              <w:t xml:space="preserve">a clear layout and readable fonts; </w:t>
+            </w:r>
+            <w:r>
+              <w:rPr>
+                <w:rFonts w:ascii="Verdana" w:hAnsi="Verdana" w:cstheme="majorHAnsi"/>
+              </w:rPr>
+              <w:t xml:space="preserve">applies </w:t>
+            </w:r>
+            <w:r>
+              <w:rPr>
+                <w:rFonts w:ascii="Verdana" w:hAnsi="Verdana" w:cstheme="majorHAnsi"/>
+              </w:rPr>
+              <w:t xml:space="preserve">color </w:t>
+            </w:r>
+            <w:proofErr w:type="gramStart"/>
+            <w:r>
+              <w:rPr>
+                <w:rFonts w:ascii="Verdana" w:hAnsi="Verdana" w:cstheme="majorHAnsi"/>
+              </w:rPr>
+              <w:t>effectively</w:t>
+            </w:r>
+            <w:r>
+              <w:rPr>
+                <w:rFonts w:ascii="Verdana" w:hAnsi="Verdana" w:cstheme="majorHAnsi"/>
+              </w:rPr>
+              <w:t>.</w:t>
+            </w:r>
+            <w:r>
+              <w:rPr>
+                <w:rFonts w:ascii="Verdana" w:hAnsi="Verdana" w:cstheme="majorHAnsi"/>
+              </w:rPr>
+              <w:t>.</w:t>
+            </w:r>
+            <w:proofErr w:type="gramEnd"/>
+          </w:p>
+        </w:tc>
+        <w:tc>
+          <w:tcPr>
+            <w:tcW w:w="1689" w:type="dxa"/>
+          </w:tcPr>
+          <w:p>
+            <w:pPr>
+              <w:rPr>
+                <w:rFonts w:ascii="Verdana" w:hAnsi="Verdana"/>
+              </w:rPr>
+            </w:pPr>
+            <w:r>
+              <w:rPr>
+                <w:rFonts w:ascii="Verdana" w:hAnsi="Verdana" w:cstheme="majorHAnsi"/>
+              </w:rPr>
+              <w:t>7</w:t>
+            </w:r>
+          </w:p>
+        </w:tc>
+        <w:tc>
+          <w:tcPr>
+            <w:tcW w:w="1690" w:type="dxa"/>
+          </w:tcPr>
+          <w:p>
+            <w:pPr>
+              <w:rPr>
+                <w:rFonts w:ascii="Verdana" w:hAnsi="Verdana" w:cstheme="majorHAnsi"/>
+              </w:rPr>
+            </w:pPr>
+            <w:r>
+              <w:rPr>
+                <w:rFonts w:ascii="Verdana" w:hAnsi="Verdana" w:cstheme="majorHAnsi"/>
+              </w:rPr>
+              <w:t>Almost There</w:t>
+            </w:r>
+          </w:p>
+        </w:tc>
+        <w:tc>
+          <w:tcPr>
+            <w:tcW w:w="1693" w:type="dxa"/>
+          </w:tcPr>
+          <w:p>
+            <w:pPr>
+              <w:rPr>
+                <w:rFonts w:ascii="Verdana" w:hAnsi="Verdana" w:cstheme="majorHAnsi"/>
+              </w:rPr>
+            </w:pPr>
+            <w:r>
+              <w:rPr>
+                <w:rFonts w:ascii="Verdana" w:hAnsi="Verdana" w:cstheme="majorHAnsi"/>
+              </w:rPr>
+              <w:t xml:space="preserve">Uses </w:t>
+            </w:r>
+            <w:r>
+              <w:rPr>
+                <w:rFonts w:ascii="Verdana" w:hAnsi="Verdana" w:cstheme="majorHAnsi"/>
+              </w:rPr>
+              <w:t>generally readable formatting</w:t>
+            </w:r>
+            <w:r>
+              <w:rPr>
+                <w:rFonts w:ascii="Verdana" w:hAnsi="Verdana" w:cstheme="majorHAnsi"/>
+              </w:rPr>
+              <w:t xml:space="preserve"> but includes 1 or 2 errors in </w:t>
+            </w:r>
+            <w:r>
+              <w:rPr>
+                <w:rFonts w:ascii="Verdana" w:hAnsi="Verdana" w:cstheme="majorHAnsi"/>
+              </w:rPr>
+              <w:t>size, labeling, or color that reduce clarity.</w:t>
+            </w:r>
+          </w:p>
+        </w:tc>
+        <w:tc>
+          <w:tcPr>
+            <w:tcW w:w="1690" w:type="dxa"/>
+          </w:tcPr>
+          <w:p>
+            <w:pPr>
+              <w:rPr>
+                <w:rFonts w:ascii="Verdana" w:hAnsi="Verdana" w:cstheme="majorHAnsi"/>
+              </w:rPr>
+            </w:pPr>
+            <w:r>
+              <w:rPr>
+                <w:rFonts w:ascii="Verdana" w:hAnsi="Verdana" w:cstheme="majorHAnsi"/>
+              </w:rPr>
+              <w:t>5</w:t>
+            </w:r>
+          </w:p>
+        </w:tc>
+        <w:tc>
+          <w:tcPr>
+            <w:tcW w:w="1690" w:type="dxa"/>
+          </w:tcPr>
+          <w:p>
+            <w:pPr>
+              <w:rPr>
+                <w:rFonts w:ascii="Verdana" w:hAnsi="Verdana" w:cstheme="majorHAnsi"/>
+              </w:rPr>
+            </w:pPr>
+            <w:r>
+              <w:rPr>
+                <w:rFonts w:ascii="Verdana" w:hAnsi="Verdana" w:cstheme="majorHAnsi"/>
+              </w:rPr>
+              <w:t>Needs Work</w:t>
+            </w:r>
+          </w:p>
+        </w:tc>
+        <w:tc>
+          <w:tcPr>
+            <w:tcW w:w="1690" w:type="dxa"/>
+          </w:tcPr>
+          <w:p>
+            <w:pPr>
+              <w:rPr>
+                <w:rFonts w:ascii="Verdana" w:hAnsi="Verdana" w:cstheme="majorHAnsi"/>
+              </w:rPr>
+            </w:pPr>
+            <w:r>
+              <w:rPr>
+                <w:rFonts w:ascii="Verdana" w:hAnsi="Verdana" w:cstheme="majorHAnsi"/>
+              </w:rPr>
+              <w:t xml:space="preserve">Uses </w:t>
+            </w:r>
+            <w:r>
+              <w:rPr>
+                <w:rFonts w:ascii="Verdana" w:hAnsi="Verdana" w:cstheme="majorHAnsi"/>
+              </w:rPr>
+              <w:t>inconsistent or distracting formatting</w:t>
+            </w:r>
+            <w:r>
+              <w:rPr>
+                <w:rFonts w:ascii="Verdana" w:hAnsi="Verdana" w:cstheme="majorHAnsi"/>
+              </w:rPr>
+              <w:t xml:space="preserve">, such as </w:t>
+            </w:r>
+            <w:r>
+              <w:rPr>
+                <w:rFonts w:ascii="Verdana" w:hAnsi="Verdana" w:cstheme="majorHAnsi"/>
+              </w:rPr>
+              <w:t>small fonts</w:t>
+            </w:r>
+            <w:r>
+              <w:rPr>
+                <w:rFonts w:ascii="Verdana" w:hAnsi="Verdana" w:cstheme="majorHAnsi"/>
+              </w:rPr>
+              <w:t xml:space="preserve"> throughout</w:t>
+            </w:r>
+            <w:r>
+              <w:rPr>
+                <w:rFonts w:ascii="Verdana" w:hAnsi="Verdana" w:cstheme="majorHAnsi"/>
+              </w:rPr>
+              <w:t>, poor contrast, or cluttered layout that hinder</w:t>
             </w:r>
             <w:r>
               <w:rPr>
@@ -2299,53 +2320,7 @@
               <w:rPr>
                 <w:rFonts w:ascii="Verdana" w:hAnsi="Verdana" w:cstheme="majorHAnsi"/>
               </w:rPr>
-              <w:t xml:space="preserve"> readable font sizes; </w:t>
-            </w:r>
-            <w:proofErr w:type="spellStart"/>
-            <w:r>
-              <w:rPr>
-                <w:rFonts w:ascii="Verdana" w:hAnsi="Verdana" w:cstheme="majorHAnsi"/>
-              </w:rPr>
-              <w:t>apply</w:t>
-            </w:r>
-            <w:r>
-              <w:rPr>
-                <w:rFonts w:ascii="Verdana" w:hAnsi="Verdana" w:cstheme="majorHAnsi"/>
-              </w:rPr>
-              <w:t>s</w:t>
-            </w:r>
-            <w:proofErr w:type="spellEnd"/>
-            <w:r>
-              <w:rPr>
-                <w:rFonts w:ascii="Verdana" w:hAnsi="Verdana" w:cstheme="majorHAnsi"/>
-              </w:rPr>
-              <w:t xml:space="preserve"> </w:t>
-            </w:r>
-            <w:r>
-              <w:rPr>
-                <w:rFonts w:ascii="Verdana" w:hAnsi="Verdana" w:cstheme="majorHAnsi"/>
-              </w:rPr>
-              <w:lastRenderedPageBreak/>
-              <w:t>color purposefully to enhance clarity and visual distinction.</w:t>
-            </w:r>
-          </w:p>
-        </w:tc>
-        <w:tc>
-          <w:tcPr>
-            <w:tcW w:w="1689" w:type="dxa"/>
-          </w:tcPr>
-          <w:p>
-            <w:pPr>
-              <w:rPr>
-                <w:rFonts w:ascii="Verdana" w:hAnsi="Verdana"/>
-              </w:rPr>
-            </w:pPr>
-            <w:r>
-              <w:rPr>
-                <w:rFonts w:ascii="Verdana" w:hAnsi="Verdana"/>
-              </w:rPr>
-              <w:lastRenderedPageBreak/>
-              <w:t>10</w:t>
+              <w:t xml:space="preserve"> readability.</w:t>
             </w:r>
           </w:p>
         </w:tc>
@@ -2363,161 +2338,7 @@
               <w:rPr>
                 <w:rFonts w:ascii="Verdana" w:hAnsi="Verdana" w:cstheme="majorHAnsi"/>
               </w:rPr>
-              <w:t>Meets Expectations</w:t>
-            </w:r>
-          </w:p>
-        </w:tc>
-        <w:tc>
-          <w:tcPr>
-            <w:tcW w:w="1693" w:type="dxa"/>
-          </w:tcPr>
-          <w:p>
-            <w:pPr>
-              <w:rPr>
-                <w:rFonts w:ascii="Verdana" w:hAnsi="Verdana" w:cstheme="majorHAnsi"/>
-              </w:rPr>
-            </w:pPr>
-            <w:r>
-              <w:rPr>
-                <w:rFonts w:ascii="Verdana" w:hAnsi="Verdana" w:cstheme="majorHAnsi"/>
-              </w:rPr>
-              <w:t xml:space="preserve">Uses </w:t>
-            </w:r>
-            <w:r>
-              <w:rPr>
-                <w:rFonts w:ascii="Verdana" w:hAnsi="Verdana" w:cstheme="majorHAnsi"/>
-              </w:rPr>
-              <w:t xml:space="preserve">a clear layout and readable fonts; </w:t>
-            </w:r>
-            <w:r>
-              <w:rPr>
-                <w:rFonts w:ascii="Verdana" w:hAnsi="Verdana" w:cstheme="majorHAnsi"/>
-              </w:rPr>
-              <w:t xml:space="preserve">applies </w:t>
-            </w:r>
-            <w:r>
-              <w:rPr>
-                <w:rFonts w:ascii="Verdana" w:hAnsi="Verdana" w:cstheme="majorHAnsi"/>
-              </w:rPr>
-              <w:t xml:space="preserve">color </w:t>
-            </w:r>
-            <w:proofErr w:type="gramStart"/>
-            <w:r>
-              <w:rPr>
-                <w:rFonts w:ascii="Verdana" w:hAnsi="Verdana" w:cstheme="majorHAnsi"/>
-              </w:rPr>
-              <w:t>effectively</w:t>
-            </w:r>
-            <w:r>
-              <w:rPr>
-                <w:rFonts w:ascii="Verdana" w:hAnsi="Verdana" w:cstheme="majorHAnsi"/>
-              </w:rPr>
-              <w:t>.</w:t>
-            </w:r>
-            <w:r>
-              <w:rPr>
-                <w:rFonts w:ascii="Verdana" w:hAnsi="Verdana" w:cstheme="majorHAnsi"/>
-              </w:rPr>
-              <w:t>.</w:t>
-            </w:r>
-            <w:proofErr w:type="gramEnd"/>
-          </w:p>
-        </w:tc>
-        <w:tc>
-          <w:tcPr>
-            <w:tcW w:w="1690" w:type="dxa"/>
-          </w:tcPr>
-          <w:p>
-            <w:pPr>
-              <w:rPr>
-                <w:rFonts w:ascii="Verdana" w:hAnsi="Verdana" w:cstheme="majorHAnsi"/>
-              </w:rPr>
-            </w:pPr>
-            <w:r>
-              <w:rPr>
-                <w:rFonts w:ascii="Verdana" w:hAnsi="Verdana" w:cstheme="majorHAnsi"/>
-              </w:rPr>
-              <w:t>7</w:t>
-            </w:r>
-          </w:p>
-        </w:tc>
-        <w:tc>
-          <w:tcPr>
-            <w:tcW w:w="1690" w:type="dxa"/>
-          </w:tcPr>
-          <w:p>
-            <w:pPr>
-              <w:rPr>
-                <w:rFonts w:ascii="Verdana" w:hAnsi="Verdana" w:cstheme="majorHAnsi"/>
-              </w:rPr>
-            </w:pPr>
-            <w:r>
-              <w:rPr>
-                <w:rFonts w:ascii="Verdana" w:hAnsi="Verdana" w:cstheme="majorHAnsi"/>
-              </w:rPr>
-              <w:t>Almost There</w:t>
-            </w:r>
-          </w:p>
-        </w:tc>
-        <w:tc>
-          <w:tcPr>
-            <w:tcW w:w="1690" w:type="dxa"/>
-          </w:tcPr>
-          <w:p>
-            <w:pPr>
-              <w:rPr>
-                <w:rFonts w:ascii="Verdana" w:hAnsi="Verdana" w:cstheme="majorHAnsi"/>
-              </w:rPr>
-            </w:pPr>
-            <w:r>
-              <w:rPr>
-                <w:rFonts w:ascii="Verdana" w:hAnsi="Verdana" w:cstheme="majorHAnsi"/>
-              </w:rPr>
-              <w:t xml:space="preserve">Uses </w:t>
-            </w:r>
-            <w:r>
-              <w:rPr>
-                <w:rFonts w:ascii="Verdana" w:hAnsi="Verdana" w:cstheme="majorHAnsi"/>
-              </w:rPr>
-              <w:t>generally readable formatting</w:t>
-            </w:r>
-            <w:r>
-              <w:rPr>
-                <w:rFonts w:ascii="Verdana" w:hAnsi="Verdana" w:cstheme="majorHAnsi"/>
-              </w:rPr>
-              <w:t xml:space="preserve"> but includes 1 or 2 errors </w:t>
-            </w:r>
-            <w:r>
-              <w:rPr>
-                <w:rFonts w:ascii="Verdana" w:hAnsi="Verdana" w:cstheme="majorHAnsi"/>
-              </w:rPr>
-              <w:lastRenderedPageBreak/>
-              <w:t xml:space="preserve">in </w:t>
-            </w:r>
-            <w:r>
-              <w:rPr>
-                <w:rFonts w:ascii="Verdana" w:hAnsi="Verdana" w:cstheme="majorHAnsi"/>
-              </w:rPr>
-              <w:t>size, labeling, or color that reduce clarity.</w:t>
-            </w:r>
-          </w:p>
-        </w:tc>
-        <w:tc>
-          <w:tcPr>
-            <w:tcW w:w="1690" w:type="dxa"/>
-          </w:tcPr>
-          <w:p>
-            <w:pPr>
-              <w:rPr>
-                <w:rFonts w:ascii="Verdana" w:hAnsi="Verdana" w:cstheme="majorHAnsi"/>
-              </w:rPr>
-            </w:pPr>
-            <w:r>
-              <w:rPr>
-                <w:rFonts w:ascii="Verdana" w:hAnsi="Verdana" w:cstheme="majorHAnsi"/>
-              </w:rPr>
-              <w:lastRenderedPageBreak/>
-              <w:t>5</w:t>
+              <w:t>0</w:t>
             </w:r>
           </w:p>
         </w:tc>
@@ -2536,7 +2357,7 @@
               <w:rPr>
                 <w:rFonts w:ascii="Verdana" w:hAnsi="Verdana" w:cstheme="majorHAnsi"/>
               </w:rPr>
-              <w:t>Needs Work</w:t>
+              <w:t>Missing</w:t>
             </w:r>
           </w:p>
         </w:tc>
@@ -2555,56 +2376,7 @@
               <w:rPr>
                 <w:rFonts w:ascii="Verdana" w:hAnsi="Verdana" w:cstheme="majorHAnsi"/>
               </w:rPr>
-              <w:t xml:space="preserve">Uses </w:t>
-            </w:r>
-            <w:r>
-              <w:rPr>
-                <w:rFonts w:ascii="Verdana" w:hAnsi="Verdana" w:cstheme="majorHAnsi"/>
-              </w:rPr>
-              <w:t>inconsistent or distracting formatting</w:t>
-            </w:r>
-            <w:r>
-              <w:rPr>
-                <w:rFonts w:ascii="Verdana" w:hAnsi="Verdana" w:cstheme="majorHAnsi"/>
-              </w:rPr>
-              <w:t xml:space="preserve">, such as </w:t>
-            </w:r>
-            <w:r>
-              <w:rPr>
-                <w:rFonts w:ascii="Verdana" w:hAnsi="Verdana" w:cstheme="majorHAnsi"/>
-              </w:rPr>
-              <w:t>small fonts</w:t>
-            </w:r>
-            <w:r>
-              <w:rPr>
-                <w:rFonts w:ascii="Verdana" w:hAnsi="Verdana" w:cstheme="majorHAnsi"/>
-              </w:rPr>
-              <w:t xml:space="preserve"> </w:t>
-            </w:r>
-            <w:r>
-              <w:rPr>
-                <w:rFonts w:ascii="Verdana" w:hAnsi="Verdana" w:cstheme="majorHAnsi"/>
-              </w:rPr>
-              <w:lastRenderedPageBreak/>
-              <w:t>throughout</w:t>
-            </w:r>
-            <w:r>
-              <w:rPr>
-                <w:rFonts w:ascii="Verdana" w:hAnsi="Verdana" w:cstheme="majorHAnsi"/>
-              </w:rPr>
-              <w:t>, poor contrast, or cluttered layout that hinder</w:t>
-            </w:r>
-            <w:r>
-              <w:rPr>
-                <w:rFonts w:ascii="Verdana" w:hAnsi="Verdana" w:cstheme="majorHAnsi"/>
-              </w:rPr>
-              <w:t>s</w:t>
-            </w:r>
-            <w:r>
-              <w:rPr>
-                <w:rFonts w:ascii="Verdana" w:hAnsi="Verdana" w:cstheme="majorHAnsi"/>
-              </w:rPr>
-              <w:t xml:space="preserve"> readability.</w:t>
+              <w:t>No attempt to provide a readable chart.</w:t>
             </w:r>
           </w:p>
         </w:tc>
@@ -2619,13 +2391,6 @@
                 <w:rFonts w:ascii="Verdana" w:hAnsi="Verdana" w:cstheme="majorHAnsi"/>
               </w:rPr>
             </w:pPr>
-            <w:r>
-              <w:rPr>
-                <w:rFonts w:ascii="Verdana" w:hAnsi="Verdana" w:cstheme="majorHAnsi"/>
-              </w:rPr>
-              <w:lastRenderedPageBreak/>
-              <w:t>0</w:t>
-            </w:r>
           </w:p>
         </w:tc>
         <w:tc>
@@ -2639,12 +2404,6 @@
                 <w:rFonts w:ascii="Verdana" w:hAnsi="Verdana" w:cstheme="majorHAnsi"/>
               </w:rPr>
             </w:pPr>
-            <w:r>
-              <w:rPr>
-                <w:rFonts w:ascii="Verdana" w:hAnsi="Verdana" w:cstheme="majorHAnsi"/>
-              </w:rPr>
-              <w:t>Missing</w:t>
-            </w:r>
           </w:p>
         </w:tc>
         <w:tc>
@@ -2658,12 +2417,6 @@
                 <w:rFonts w:ascii="Verdana" w:hAnsi="Verdana" w:cstheme="majorHAnsi"/>
               </w:rPr>
             </w:pPr>
-            <w:r>
-              <w:rPr>
-                <w:rFonts w:ascii="Verdana" w:hAnsi="Verdana" w:cstheme="majorHAnsi"/>
-              </w:rPr>
-              <w:t>No attempt to provide a readable chart.</w:t>
-            </w:r>
           </w:p>
         </w:tc>
       </w:tr>
@@ -2728,6 +2481,7 @@
               <w:rPr>
                 <w:rFonts w:ascii="Verdana" w:hAnsi="Verdana"/>
               </w:rPr>
+              <w:lastRenderedPageBreak/>
               <w:t xml:space="preserve">been </w:t>
             </w:r>
             <w:r>
@@ -2764,31 +2518,7 @@
               <w:rPr>
                 <w:rFonts w:ascii="Verdana" w:hAnsi="Verdana"/>
               </w:rPr>
-              <w:t xml:space="preserve"> </w:t>
-            </w:r>
-            <w:r>
-              <w:rPr>
-                <w:rFonts w:ascii="Verdana" w:hAnsi="Verdana"/>
-              </w:rPr>
-              <w:t xml:space="preserve">Uses </w:t>
-            </w:r>
-            <w:r>
-              <w:rPr>
-                <w:rFonts w:ascii="Verdana" w:hAnsi="Verdana"/>
-              </w:rPr>
-              <w:t xml:space="preserve">appropriate </w:t>
-            </w:r>
-            <w:r>
-              <w:rPr>
-                <w:rFonts w:ascii="Verdana" w:hAnsi="Verdana"/>
-              </w:rPr>
-              <w:t>heading</w:t>
-            </w:r>
-            <w:r>
-              <w:rPr>
-                <w:rFonts w:ascii="Verdana" w:hAnsi="Verdana"/>
-              </w:rPr>
-              <w:t>.</w:t>
+              <w:t xml:space="preserve"> Uses appropriate heading.</w:t>
             </w:r>
           </w:p>
         </w:tc>
@@ -2806,6 +2536,7 @@
               <w:rPr>
                 <w:rFonts w:ascii="Verdana" w:hAnsi="Verdana"/>
               </w:rPr>
+              <w:lastRenderedPageBreak/>
               <w:t>False</w:t>
             </w:r>
           </w:p>
@@ -2824,7 +2555,7 @@
               <w:rPr>
                 <w:rFonts w:ascii="Verdana" w:hAnsi="Verdana"/>
               </w:rPr>
-              <w:t>12</w:t>
+              <w:t>10</w:t>
             </w:r>
           </w:p>
         </w:tc>
@@ -2840,9 +2571,9 @@
             </w:pPr>
             <w:r>
               <w:rPr>
-                <w:rFonts w:ascii="Verdana" w:hAnsi="Verdana"/>
-              </w:rPr>
-              <w:t xml:space="preserve">Exceeds Expectations </w:t>
+                <w:rFonts w:ascii="Verdana" w:hAnsi="Verdana" w:cstheme="majorHAnsi"/>
+              </w:rPr>
+              <w:t>Meets Expectations</w:t>
             </w:r>
           </w:p>
         </w:tc>
@@ -2860,7 +2591,14 @@
               <w:rPr>
                 <w:rFonts w:ascii="Verdana" w:hAnsi="Verdana"/>
               </w:rPr>
-              <w:t>Details challenges that have been encountered and provides clear strategies and steps taken or planned to address them</w:t>
+              <w:t xml:space="preserve">Outlines challenges encountered </w:t>
+            </w:r>
+            <w:r>
+              <w:rPr>
+                <w:rFonts w:ascii="Verdana" w:hAnsi="Verdana"/>
+              </w:rPr>
+              <w:lastRenderedPageBreak/>
+              <w:t>in work on the Informational Report and describes strategies taken to address them. Alternately, no challenges have been encountered.</w:t>
             </w:r>
           </w:p>
         </w:tc>
@@ -2876,9 +2614,10 @@
             </w:pPr>
             <w:r>
               <w:rPr>
-                <w:rFonts w:ascii="Verdana" w:hAnsi="Verdana"/>
-              </w:rPr>
-              <w:t>10</w:t>
+                <w:rFonts w:ascii="Verdana" w:hAnsi="Verdana" w:cstheme="majorHAnsi"/>
+              </w:rPr>
+              <w:lastRenderedPageBreak/>
+              <w:t>7</w:t>
             </w:r>
           </w:p>
         </w:tc>
@@ -2896,7 +2635,7 @@
               <w:rPr>
                 <w:rFonts w:ascii="Verdana" w:hAnsi="Verdana" w:cstheme="majorHAnsi"/>
               </w:rPr>
-              <w:t>Meets Expectations</w:t>
+              <w:t>Almost There</w:t>
             </w:r>
           </w:p>
         </w:tc>
@@ -2914,7 +2653,28 @@
               <w:rPr>
                 <w:rFonts w:ascii="Verdana" w:hAnsi="Verdana"/>
               </w:rPr>
-              <w:t>Outlines challenges encountered in work on the Informational Report and describes strategies taken to address them. Alternately, no challenges have been encountered.</w:t>
+              <w:t xml:space="preserve">Outlines challenges encountered </w:t>
+            </w:r>
+            <w:r>
+              <w:rPr>
+                <w:rFonts w:ascii="Verdana" w:hAnsi="Verdana"/>
+              </w:rPr>
+              <w:lastRenderedPageBreak/>
+              <w:t xml:space="preserve">and </w:t>
+            </w:r>
+            <w:proofErr w:type="gramStart"/>
+            <w:r>
+              <w:rPr>
+                <w:rFonts w:ascii="Verdana" w:hAnsi="Verdana"/>
+              </w:rPr>
+              <w:t>describes</w:t>
+            </w:r>
+            <w:proofErr w:type="gramEnd"/>
+            <w:r>
+              <w:rPr>
+                <w:rFonts w:ascii="Verdana" w:hAnsi="Verdana"/>
+              </w:rPr>
+              <w:t xml:space="preserve"> some strategies taken to address them; however, information needs further development.</w:t>
             </w:r>
           </w:p>
         </w:tc>
@@ -2932,7 +2692,8 @@
               <w:rPr>
                 <w:rFonts w:ascii="Verdana" w:hAnsi="Verdana" w:cstheme="majorHAnsi"/>
               </w:rPr>
-              <w:t>7</w:t>
+              <w:lastRenderedPageBreak/>
+              <w:t>5</w:t>
             </w:r>
           </w:p>
         </w:tc>
@@ -2948,9 +2709,9 @@
             </w:pPr>
             <w:r>
               <w:rPr>
-                <w:rFonts w:ascii="Verdana" w:hAnsi="Verdana" w:cstheme="majorHAnsi"/>
-              </w:rPr>
-              <w:t>Almost There</w:t>
+                <w:rFonts w:ascii="Verdana" w:hAnsi="Verdana"/>
+              </w:rPr>
+              <w:t>Needs Work</w:t>
             </w:r>
           </w:p>
         </w:tc>
@@ -2968,21 +2729,14 @@
               <w:rPr>
                 <w:rFonts w:ascii="Verdana" w:hAnsi="Verdana"/>
               </w:rPr>
-              <w:t xml:space="preserve">Outlines challenges encountered and </w:t>
-            </w:r>
-            <w:proofErr w:type="gramStart"/>
-            <w:r>
-              <w:rPr>
-                <w:rFonts w:ascii="Verdana" w:hAnsi="Verdana"/>
-              </w:rPr>
-              <w:t>describes</w:t>
-            </w:r>
-            <w:proofErr w:type="gramEnd"/>
-            <w:r>
-              <w:rPr>
-                <w:rFonts w:ascii="Verdana" w:hAnsi="Verdana"/>
-              </w:rPr>
-              <w:t xml:space="preserve"> some strategies taken to address them; however, information needs further development.</w:t>
+              <w:t xml:space="preserve">Outlines challenges encountered, </w:t>
+            </w:r>
+            <w:r>
+              <w:rPr>
+                <w:rFonts w:ascii="Verdana" w:hAnsi="Verdana"/>
+              </w:rPr>
+              <w:lastRenderedPageBreak/>
+              <w:t>but details are missing, vague, or incomplete. Strategies to address the challenges may be missing or undeveloped.</w:t>
             </w:r>
           </w:p>
         </w:tc>
@@ -2998,9 +2752,10 @@
             </w:pPr>
             <w:r>
               <w:rPr>
-                <w:rFonts w:ascii="Verdana" w:hAnsi="Verdana" w:cstheme="majorHAnsi"/>
-              </w:rPr>
-              <w:t>5</w:t>
+                <w:rFonts w:ascii="Verdana" w:hAnsi="Verdana"/>
+              </w:rPr>
+              <w:lastRenderedPageBreak/>
+              <w:t>0</w:t>
             </w:r>
           </w:p>
         </w:tc>
@@ -3018,7 +2773,7 @@
               <w:rPr>
                 <w:rFonts w:ascii="Verdana" w:hAnsi="Verdana"/>
               </w:rPr>
-              <w:t>Needs Work</w:t>
+              <w:t>Missing</w:t>
             </w:r>
           </w:p>
         </w:tc>
@@ -3037,7 +2792,14 @@
               <w:rPr>
                 <w:rFonts w:ascii="Verdana" w:hAnsi="Verdana"/>
               </w:rPr>
-              <w:t>Outlines challenges encountered, but details are missing, vague, or incomplete. Strategies to address the challenges may be missing or undeveloped.</w:t>
+              <w:t xml:space="preserve">Section is optional, so </w:t>
+            </w:r>
+            <w:r>
+              <w:rPr>
+                <w:rFonts w:ascii="Verdana" w:hAnsi="Verdana"/>
+              </w:rPr>
+              <w:lastRenderedPageBreak/>
+              <w:t>no issue if missing.</w:t>
             </w:r>
           </w:p>
         </w:tc>
@@ -3052,12 +2814,6 @@
                 <w:rFonts w:ascii="Verdana" w:hAnsi="Verdana"/>
               </w:rPr>
             </w:pPr>
-            <w:r>
-              <w:rPr>
-                <w:rFonts w:ascii="Verdana" w:hAnsi="Verdana"/>
-              </w:rPr>
-              <w:t>0</w:t>
-            </w:r>
           </w:p>
         </w:tc>
         <w:tc>
@@ -3071,12 +2827,6 @@
                 <w:rFonts w:ascii="Verdana" w:hAnsi="Verdana"/>
               </w:rPr>
             </w:pPr>
-            <w:r>
-              <w:rPr>
-                <w:rFonts w:ascii="Verdana" w:hAnsi="Verdana"/>
-              </w:rPr>
-              <w:t>Missing</w:t>
-            </w:r>
           </w:p>
         </w:tc>
         <w:tc>
@@ -3090,12 +2840,6 @@
                 <w:rFonts w:ascii="Verdana" w:hAnsi="Verdana"/>
               </w:rPr>
             </w:pPr>
-            <w:r>
-              <w:rPr>
-                <w:rFonts w:ascii="Verdana" w:hAnsi="Verdana"/>
-              </w:rPr>
-              <w:t>Section is optional, so no issue if missing.</w:t>
-            </w:r>
           </w:p>
         </w:tc>
       </w:tr>
@@ -3142,19 +2886,7 @@
               <w:rPr>
                 <w:rFonts w:ascii="Verdana" w:hAnsi="Verdana"/>
               </w:rPr>
-              <w:t xml:space="preserve">Uses heading: </w:t>
-            </w:r>
-            <w:r>
-              <w:rPr>
-                <w:rFonts w:ascii="Verdana" w:hAnsi="Verdana"/>
-              </w:rPr>
-              <w:t>Conclusion</w:t>
-            </w:r>
-            <w:r>
-              <w:rPr>
-                <w:rFonts w:ascii="Verdana" w:hAnsi="Verdana"/>
-              </w:rPr>
-              <w:t>.</w:t>
+              <w:t>Uses heading: Conclusion.</w:t>
             </w:r>
           </w:p>
         </w:tc>
@@ -3190,7 +2922,7 @@
               <w:rPr>
                 <w:rFonts w:ascii="Verdana" w:hAnsi="Verdana"/>
               </w:rPr>
-              <w:t>12</w:t>
+              <w:t>10</w:t>
             </w:r>
           </w:p>
         </w:tc>
@@ -3206,9 +2938,9 @@
             </w:pPr>
             <w:r>
               <w:rPr>
-                <w:rFonts w:ascii="Verdana" w:hAnsi="Verdana"/>
-              </w:rPr>
-              <w:t xml:space="preserve">Exceeds Expectations </w:t>
+                <w:rFonts w:ascii="Verdana" w:hAnsi="Verdana" w:cstheme="majorHAnsi"/>
+              </w:rPr>
+              <w:t>Meets Expectations</w:t>
             </w:r>
           </w:p>
         </w:tc>
@@ -3226,43 +2958,7 @@
               <w:rPr>
                 <w:rFonts w:ascii="Verdana" w:hAnsi="Verdana"/>
               </w:rPr>
-              <w:t xml:space="preserve">Offers thoughtful reflection and/or </w:t>
-            </w:r>
-            <w:r>
-              <w:rPr>
-                <w:rFonts w:ascii="Verdana" w:hAnsi="Verdana"/>
-              </w:rPr>
-              <w:t>next steps</w:t>
-            </w:r>
-            <w:r>
-              <w:rPr>
-                <w:rFonts w:ascii="Verdana" w:hAnsi="Verdana"/>
-              </w:rPr>
-              <w:t>. Wraps up clearly</w:t>
-            </w:r>
-            <w:r>
-              <w:rPr>
-                <w:rFonts w:ascii="Verdana" w:hAnsi="Verdana"/>
-              </w:rPr>
-              <w:t xml:space="preserve"> and </w:t>
-            </w:r>
-            <w:r>
-              <w:rPr>
-                <w:rFonts w:ascii="Verdana" w:hAnsi="Verdana"/>
-              </w:rPr>
-              <w:t>professionally</w:t>
-            </w:r>
-            <w:r>
-              <w:rPr>
-                <w:rFonts w:ascii="Verdana" w:hAnsi="Verdana"/>
-              </w:rPr>
-              <w:t>. Includes c</w:t>
-            </w:r>
-            <w:r>
-              <w:rPr>
-                <w:rFonts w:ascii="Verdana" w:hAnsi="Verdana"/>
-              </w:rPr>
-              <w:t xml:space="preserve">ontact info </w:t>
+              <w:t>Summarizes progress and future steps. Includes contact info for follow-up.</w:t>
             </w:r>
           </w:p>
         </w:tc>
@@ -3278,9 +2974,9 @@
             </w:pPr>
             <w:r>
               <w:rPr>
-                <w:rFonts w:ascii="Verdana" w:hAnsi="Verdana"/>
-              </w:rPr>
-              <w:t>10</w:t>
+                <w:rFonts w:ascii="Verdana" w:hAnsi="Verdana" w:cstheme="majorHAnsi"/>
+              </w:rPr>
+              <w:t>7</w:t>
             </w:r>
           </w:p>
         </w:tc>
@@ -3298,7 +2994,7 @@
               <w:rPr>
                 <w:rFonts w:ascii="Verdana" w:hAnsi="Verdana" w:cstheme="majorHAnsi"/>
               </w:rPr>
-              <w:t>Meets Expectations</w:t>
+              <w:t>Almost There</w:t>
             </w:r>
           </w:p>
         </w:tc>
@@ -3316,7 +3012,7 @@
               <w:rPr>
                 <w:rFonts w:ascii="Verdana" w:hAnsi="Verdana"/>
               </w:rPr>
-              <w:t>Summarizes progress and future steps. Includes contact info for follow-up.</w:t>
+              <w:t>Does not include appropriate heading. May also be missing contact information.</w:t>
             </w:r>
           </w:p>
         </w:tc>
@@ -3334,7 +3030,7 @@
               <w:rPr>
                 <w:rFonts w:ascii="Verdana" w:hAnsi="Verdana" w:cstheme="majorHAnsi"/>
               </w:rPr>
-              <w:t>7</w:t>
+              <w:t>5</w:t>
             </w:r>
           </w:p>
         </w:tc>
@@ -3350,9 +3046,9 @@
             </w:pPr>
             <w:r>
               <w:rPr>
-                <w:rFonts w:ascii="Verdana" w:hAnsi="Verdana" w:cstheme="majorHAnsi"/>
-              </w:rPr>
-              <w:t>Almost There</w:t>
+                <w:rFonts w:ascii="Verdana" w:hAnsi="Verdana"/>
+              </w:rPr>
+              <w:t>Needs Work</w:t>
             </w:r>
           </w:p>
         </w:tc>
@@ -3370,19 +3066,31 @@
               <w:rPr>
                 <w:rFonts w:ascii="Verdana" w:hAnsi="Verdana"/>
               </w:rPr>
-              <w:t>Does not include appropriate heading. May also be missing con</w:t>
-            </w:r>
-            <w:r>
-              <w:rPr>
-                <w:rFonts w:ascii="Verdana" w:hAnsi="Verdana"/>
-              </w:rPr>
-              <w:t>tact information</w:t>
-            </w:r>
-            <w:r>
-              <w:rPr>
-                <w:rFonts w:ascii="Verdana" w:hAnsi="Verdana"/>
-              </w:rPr>
-              <w:t>.</w:t>
+              <w:t>Includes s</w:t>
+            </w:r>
+            <w:r>
+              <w:rPr>
+                <w:rFonts w:ascii="Verdana" w:hAnsi="Verdana"/>
+              </w:rPr>
+              <w:t xml:space="preserve">ome summary but </w:t>
+            </w:r>
+            <w:r>
+              <w:rPr>
+                <w:rFonts w:ascii="Verdana" w:hAnsi="Verdana"/>
+              </w:rPr>
+              <w:t xml:space="preserve">is </w:t>
+            </w:r>
+            <w:r>
+              <w:rPr>
+                <w:rFonts w:ascii="Verdana" w:hAnsi="Verdana"/>
+              </w:rPr>
+              <w:t>vague or formulaic.</w:t>
+            </w:r>
+            <w:r>
+              <w:rPr>
+                <w:rFonts w:ascii="Verdana" w:hAnsi="Verdana"/>
+              </w:rPr>
+              <w:t xml:space="preserve"> May be missing required elements.</w:t>
             </w:r>
           </w:p>
         </w:tc>
@@ -3398,9 +3106,9 @@
             </w:pPr>
             <w:r>
               <w:rPr>
-                <w:rFonts w:ascii="Verdana" w:hAnsi="Verdana" w:cstheme="majorHAnsi"/>
-              </w:rPr>
-              <w:t>5</w:t>
+                <w:rFonts w:ascii="Verdana" w:hAnsi="Verdana"/>
+              </w:rPr>
+              <w:t>0</w:t>
             </w:r>
           </w:p>
         </w:tc>
@@ -3418,7 +3126,7 @@
               <w:rPr>
                 <w:rFonts w:ascii="Verdana" w:hAnsi="Verdana"/>
               </w:rPr>
-              <w:t>Needs Work</w:t>
+              <w:t>Missing</w:t>
             </w:r>
           </w:p>
         </w:tc>
@@ -3437,31 +3145,7 @@
               <w:rPr>
                 <w:rFonts w:ascii="Verdana" w:hAnsi="Verdana"/>
               </w:rPr>
-              <w:t>Includes s</w:t>
-            </w:r>
-            <w:r>
-              <w:rPr>
-                <w:rFonts w:ascii="Verdana" w:hAnsi="Verdana"/>
-              </w:rPr>
-              <w:t xml:space="preserve">ome summary but </w:t>
-            </w:r>
-            <w:r>
-              <w:rPr>
-                <w:rFonts w:ascii="Verdana" w:hAnsi="Verdana"/>
-              </w:rPr>
-              <w:t xml:space="preserve">is </w:t>
-            </w:r>
-            <w:r>
-              <w:rPr>
-                <w:rFonts w:ascii="Verdana" w:hAnsi="Verdana"/>
-              </w:rPr>
-              <w:t>vague or formulaic.</w:t>
-            </w:r>
-            <w:r>
-              <w:rPr>
-                <w:rFonts w:ascii="Verdana" w:hAnsi="Verdana"/>
-              </w:rPr>
-              <w:t xml:space="preserve"> May be missing required elements.</w:t>
+              <w:t>Conclusion missing.</w:t>
             </w:r>
           </w:p>
         </w:tc>
@@ -3476,12 +3160,6 @@
                 <w:rFonts w:ascii="Verdana" w:hAnsi="Verdana"/>
               </w:rPr>
             </w:pPr>
-            <w:r>
-              <w:rPr>
-                <w:rFonts w:ascii="Verdana" w:hAnsi="Verdana"/>
-              </w:rPr>
-              <w:t>0</w:t>
-            </w:r>
           </w:p>
         </w:tc>
         <w:tc>
@@ -3495,12 +3173,6 @@
                 <w:rFonts w:ascii="Verdana" w:hAnsi="Verdana"/>
               </w:rPr>
             </w:pPr>
-            <w:r>
-              <w:rPr>
-                <w:rFonts w:ascii="Verdana" w:hAnsi="Verdana"/>
-              </w:rPr>
-              <w:t>Missing</w:t>
-            </w:r>
           </w:p>
         </w:tc>
         <w:tc>
@@ -3514,12 +3186,6 @@
                 <w:rFonts w:ascii="Verdana" w:hAnsi="Verdana"/>
               </w:rPr>
             </w:pPr>
-            <w:r>
-              <w:rPr>
-                <w:rFonts w:ascii="Verdana" w:hAnsi="Verdana"/>
-              </w:rPr>
-              <w:t>Conclusion missing.</w:t>
-            </w:r>
           </w:p>
         </w:tc>
       </w:tr>
@@ -3562,14 +3228,371 @@
               <w:rPr>
                 <w:rFonts w:ascii="Verdana" w:hAnsi="Verdana"/>
               </w:rPr>
-              <w:t xml:space="preserve">, with document title of either </w:t>
+              <w:t>, with document title of either “Memo” or “Memorandum,” and all memo headers (to, from, date, subject).</w:t>
+            </w:r>
+          </w:p>
+        </w:tc>
+        <w:tc>
+          <w:tcPr>
+            <w:tcW w:w="1691" w:type="dxa"/>
+          </w:tcPr>
+          <w:p>
+            <w:pPr>
+              <w:rPr>
+                <w:rFonts w:ascii="Verdana" w:hAnsi="Verdana" w:cstheme="majorHAnsi"/>
+              </w:rPr>
+            </w:pPr>
+            <w:r>
+              <w:rPr>
+                <w:rFonts w:ascii="Verdana" w:hAnsi="Verdana" w:cstheme="majorHAnsi"/>
+              </w:rPr>
+              <w:t>False</w:t>
+            </w:r>
+          </w:p>
+        </w:tc>
+        <w:tc>
+          <w:tcPr>
+            <w:tcW w:w="1688" w:type="dxa"/>
+          </w:tcPr>
+          <w:p>
+            <w:pPr>
+              <w:rPr>
+                <w:rFonts w:ascii="Verdana" w:hAnsi="Verdana"/>
+              </w:rPr>
+            </w:pPr>
+            <w:r>
+              <w:rPr>
+                <w:rFonts w:ascii="Verdana" w:hAnsi="Verdana"/>
+              </w:rPr>
+              <w:t>10</w:t>
+            </w:r>
+          </w:p>
+        </w:tc>
+        <w:tc>
+          <w:tcPr>
+            <w:tcW w:w="1692" w:type="dxa"/>
+          </w:tcPr>
+          <w:p>
+            <w:pPr>
+              <w:rPr>
+                <w:rFonts w:ascii="Verdana" w:hAnsi="Verdana"/>
+              </w:rPr>
+            </w:pPr>
+            <w:r>
+              <w:rPr>
+                <w:rFonts w:ascii="Verdana" w:hAnsi="Verdana" w:cstheme="majorHAnsi"/>
+              </w:rPr>
+              <w:t>Meets Expectations</w:t>
+            </w:r>
+          </w:p>
+        </w:tc>
+        <w:tc>
+          <w:tcPr>
+            <w:tcW w:w="1690" w:type="dxa"/>
+          </w:tcPr>
+          <w:p>
+            <w:pPr>
+              <w:rPr>
+                <w:rFonts w:ascii="Verdana" w:hAnsi="Verdana" w:cstheme="majorHAnsi"/>
+              </w:rPr>
+            </w:pPr>
+            <w:r>
+              <w:rPr>
+                <w:rFonts w:ascii="Verdana" w:hAnsi="Verdana" w:cstheme="majorHAnsi"/>
+              </w:rPr>
+              <w:t>Uses memo format with the correct document title and all required headers present.</w:t>
+            </w:r>
+          </w:p>
+        </w:tc>
+        <w:tc>
+          <w:tcPr>
+            <w:tcW w:w="1689" w:type="dxa"/>
+          </w:tcPr>
+          <w:p>
+            <w:pPr>
+              <w:rPr>
+                <w:rFonts w:ascii="Verdana" w:hAnsi="Verdana"/>
+              </w:rPr>
+            </w:pPr>
+            <w:r>
+              <w:rPr>
+                <w:rFonts w:ascii="Verdana" w:hAnsi="Verdana" w:cstheme="majorHAnsi"/>
+              </w:rPr>
+              <w:t>7</w:t>
+            </w:r>
+          </w:p>
+        </w:tc>
+        <w:tc>
+          <w:tcPr>
+            <w:tcW w:w="1690" w:type="dxa"/>
+          </w:tcPr>
+          <w:p>
+            <w:pPr>
+              <w:rPr>
+                <w:rFonts w:ascii="Verdana" w:hAnsi="Verdana" w:cstheme="majorHAnsi"/>
+              </w:rPr>
+            </w:pPr>
+            <w:r>
+              <w:rPr>
+                <w:rFonts w:ascii="Verdana" w:hAnsi="Verdana" w:cstheme="majorHAnsi"/>
+              </w:rPr>
+              <w:t>Almost There</w:t>
+            </w:r>
+          </w:p>
+        </w:tc>
+        <w:tc>
+          <w:tcPr>
+            <w:tcW w:w="1693" w:type="dxa"/>
+          </w:tcPr>
+          <w:p>
+            <w:pPr>
+              <w:rPr>
+                <w:rFonts w:ascii="Verdana" w:hAnsi="Verdana" w:cstheme="majorHAnsi"/>
+              </w:rPr>
+            </w:pPr>
+            <w:r>
+              <w:rPr>
+                <w:rFonts w:ascii="Verdana" w:hAnsi="Verdana" w:cstheme="majorHAnsi"/>
+              </w:rPr>
+              <w:t>Uses memo format but includes</w:t>
+            </w:r>
+            <w:r>
+              <w:rPr>
+                <w:rFonts w:ascii="Verdana" w:hAnsi="Verdana" w:cstheme="majorHAnsi"/>
+              </w:rPr>
+              <w:t xml:space="preserve"> 1 minor error</w:t>
+            </w:r>
+            <w:r>
+              <w:rPr>
+                <w:rFonts w:ascii="Verdana" w:hAnsi="Verdana" w:cstheme="majorHAnsi"/>
+              </w:rPr>
+              <w:t>.</w:t>
+            </w:r>
+          </w:p>
+        </w:tc>
+        <w:tc>
+          <w:tcPr>
+            <w:tcW w:w="1690" w:type="dxa"/>
+          </w:tcPr>
+          <w:p>
+            <w:pPr>
+              <w:rPr>
+                <w:rFonts w:ascii="Verdana" w:hAnsi="Verdana" w:cstheme="majorHAnsi"/>
+              </w:rPr>
+            </w:pPr>
+            <w:r>
+              <w:rPr>
+                <w:rFonts w:ascii="Verdana" w:hAnsi="Verdana" w:cstheme="majorHAnsi"/>
+              </w:rPr>
+              <w:t>5</w:t>
+            </w:r>
+          </w:p>
+        </w:tc>
+        <w:tc>
+          <w:tcPr>
+            <w:tcW w:w="1690" w:type="dxa"/>
+          </w:tcPr>
+          <w:p>
+            <w:pPr>
+              <w:rPr>
+                <w:rFonts w:ascii="Verdana" w:hAnsi="Verdana" w:cstheme="majorHAnsi"/>
+              </w:rPr>
+            </w:pPr>
+            <w:r>
+              <w:rPr>
+                <w:rFonts w:ascii="Verdana" w:hAnsi="Verdana" w:cstheme="majorHAnsi"/>
+              </w:rPr>
+              <w:t>Needs Work</w:t>
+            </w:r>
+          </w:p>
+        </w:tc>
+        <w:tc>
+          <w:tcPr>
+            <w:tcW w:w="1690" w:type="dxa"/>
+          </w:tcPr>
+          <w:p>
+            <w:pPr>
+              <w:rPr>
+                <w:rFonts w:ascii="Verdana" w:hAnsi="Verdana" w:cstheme="majorHAnsi"/>
+              </w:rPr>
+            </w:pPr>
+            <w:r>
+              <w:rPr>
+                <w:rFonts w:ascii="Verdana" w:hAnsi="Verdana" w:cstheme="majorHAnsi"/>
+              </w:rPr>
+              <w:t xml:space="preserve">Attempts memo </w:t>
+            </w:r>
+            <w:proofErr w:type="gramStart"/>
+            <w:r>
+              <w:rPr>
+                <w:rFonts w:ascii="Verdana" w:hAnsi="Verdana" w:cstheme="majorHAnsi"/>
+              </w:rPr>
+              <w:t>format, but</w:t>
+            </w:r>
+            <w:proofErr w:type="gramEnd"/>
+            <w:r>
+              <w:rPr>
+                <w:rFonts w:ascii="Verdana" w:hAnsi="Verdana" w:cstheme="majorHAnsi"/>
+              </w:rPr>
+              <w:t xml:space="preserve"> </w:t>
+            </w:r>
+            <w:r>
+              <w:rPr>
+                <w:rFonts w:ascii="Verdana" w:hAnsi="Verdana" w:cstheme="majorHAnsi"/>
+              </w:rPr>
+              <w:t>makes 2 or 3 minor errors</w:t>
+            </w:r>
+            <w:r>
+              <w:rPr>
+                <w:rFonts w:ascii="Verdana" w:hAnsi="Verdana" w:cstheme="majorHAnsi"/>
+              </w:rPr>
+              <w:t>.</w:t>
+            </w:r>
+          </w:p>
+        </w:tc>
+        <w:tc>
+          <w:tcPr>
+            <w:tcW w:w="1690" w:type="dxa"/>
+          </w:tcPr>
+          <w:p>
+            <w:pPr>
+              <w:rPr>
+                <w:rFonts w:ascii="Verdana" w:hAnsi="Verdana" w:cstheme="majorHAnsi"/>
+              </w:rPr>
+            </w:pPr>
+            <w:r>
+              <w:rPr>
+                <w:rFonts w:ascii="Verdana" w:hAnsi="Verdana" w:cstheme="majorHAnsi"/>
+              </w:rPr>
+              <w:t>0</w:t>
+            </w:r>
+          </w:p>
+        </w:tc>
+        <w:tc>
+          <w:tcPr>
+            <w:tcW w:w="1694" w:type="dxa"/>
+            <w:gridSpan w:val="2"/>
+          </w:tcPr>
+          <w:p>
+            <w:pPr>
+              <w:rPr>
+                <w:rFonts w:ascii="Verdana" w:hAnsi="Verdana" w:cstheme="majorHAnsi"/>
+              </w:rPr>
+            </w:pPr>
+            <w:r>
+              <w:rPr>
+                <w:rFonts w:ascii="Verdana" w:hAnsi="Verdana" w:cstheme="majorHAnsi"/>
+              </w:rPr>
+              <w:t>Missing</w:t>
+            </w:r>
+          </w:p>
+        </w:tc>
+        <w:tc>
+          <w:tcPr>
+            <w:tcW w:w="1693" w:type="dxa"/>
+            <w:gridSpan w:val="2"/>
+          </w:tcPr>
+          <w:p>
+            <w:pPr>
+              <w:rPr>
+                <w:rFonts w:ascii="Verdana" w:hAnsi="Verdana" w:cstheme="majorHAnsi"/>
+              </w:rPr>
+            </w:pPr>
+            <w:r>
+              <w:rPr>
+                <w:rFonts w:ascii="Verdana" w:hAnsi="Verdana" w:cstheme="majorHAnsi"/>
+              </w:rPr>
+              <w:t>Does not follow memo format.</w:t>
+            </w:r>
+          </w:p>
+        </w:tc>
+        <w:tc>
+          <w:tcPr>
+            <w:tcW w:w="1692" w:type="dxa"/>
+            <w:gridSpan w:val="2"/>
+          </w:tcPr>
+          <w:p>
+            <w:pPr>
+              <w:rPr>
+                <w:rFonts w:ascii="Verdana" w:hAnsi="Verdana" w:cstheme="majorHAnsi"/>
+              </w:rPr>
+            </w:pPr>
+          </w:p>
+        </w:tc>
+        <w:tc>
+          <w:tcPr>
+            <w:tcW w:w="1691" w:type="dxa"/>
+            <w:gridSpan w:val="2"/>
+          </w:tcPr>
+          <w:p>
+            <w:pPr>
+              <w:rPr>
+                <w:rFonts w:ascii="Verdana" w:hAnsi="Verdana" w:cstheme="majorHAnsi"/>
+              </w:rPr>
+            </w:pPr>
+          </w:p>
+        </w:tc>
+        <w:tc>
+          <w:tcPr>
+            <w:tcW w:w="1716" w:type="dxa"/>
+            <w:gridSpan w:val="2"/>
+          </w:tcPr>
+          <w:p>
+            <w:pPr>
+              <w:rPr>
+                <w:rFonts w:ascii="Verdana" w:hAnsi="Verdana" w:cstheme="majorHAnsi"/>
+              </w:rPr>
+            </w:pPr>
+          </w:p>
+        </w:tc>
+      </w:tr>
+      <w:tr>
+        <w:tc>
+          <w:tcPr>
+            <w:tcW w:w="1689" w:type="dxa"/>
+          </w:tcPr>
+          <w:p>
+            <w:pPr>
+              <w:rPr>
+                <w:rFonts w:ascii="Verdana" w:hAnsi="Verdana" w:cstheme="majorHAnsi"/>
+              </w:rPr>
+            </w:pPr>
+            <w:r>
+              <w:rPr>
+                <w:rFonts w:ascii="Verdana" w:hAnsi="Verdana" w:cstheme="majorHAnsi"/>
+              </w:rPr>
+              <w:t>Formatting &amp; Document Design</w:t>
+            </w:r>
+          </w:p>
+        </w:tc>
+        <w:tc>
+          <w:tcPr>
+            <w:tcW w:w="1689" w:type="dxa"/>
+          </w:tcPr>
+          <w:p>
+            <w:pPr>
+              <w:rPr>
+                <w:rFonts w:ascii="Verdana" w:hAnsi="Verdana" w:cstheme="majorHAnsi"/>
+              </w:rPr>
+            </w:pPr>
+            <w:r>
+              <w:rPr>
+                <w:rFonts w:ascii="Verdana" w:hAnsi="Verdana"/>
+              </w:rPr>
+              <w:t xml:space="preserve">Includes </w:t>
+            </w:r>
+            <w:r>
+              <w:rPr>
+                <w:rFonts w:ascii="Verdana" w:hAnsi="Verdana"/>
+              </w:rPr>
+              <w:t>required headings, spacing, and paragraphing</w:t>
             </w:r>
             <w:r>
               <w:rPr>
                 <w:rFonts w:ascii="Verdana" w:hAnsi="Verdana"/>
               </w:rPr>
               <w:lastRenderedPageBreak/>
-              <w:t>“Memo” or “Memorandum,” and all memo headers (to, from, date, subject).</w:t>
+              <w:t>. Uses contrast, fonts, chunking, and other formatting elements effectively to increase readability.</w:t>
             </w:r>
           </w:p>
         </w:tc>
@@ -3599,14 +3622,14 @@
           <w:p>
             <w:pPr>
               <w:rPr>
-                <w:rFonts w:ascii="Verdana" w:hAnsi="Verdana"/>
-              </w:rPr>
-            </w:pPr>
-            <w:r>
-              <w:rPr>
-                <w:rFonts w:ascii="Verdana" w:hAnsi="Verdana"/>
-              </w:rPr>
-              <w:t>12</w:t>
+                <w:rFonts w:ascii="Verdana" w:hAnsi="Verdana" w:cstheme="majorHAnsi"/>
+              </w:rPr>
+            </w:pPr>
+            <w:r>
+              <w:rPr>
+                <w:rFonts w:ascii="Verdana" w:hAnsi="Verdana"/>
+              </w:rPr>
+              <w:t>10</w:t>
             </w:r>
           </w:p>
         </w:tc>
@@ -3617,14 +3640,14 @@
           <w:p>
             <w:pPr>
               <w:rPr>
-                <w:rFonts w:ascii="Verdana" w:hAnsi="Verdana"/>
-              </w:rPr>
-            </w:pPr>
-            <w:r>
-              <w:rPr>
-                <w:rFonts w:ascii="Verdana" w:hAnsi="Verdana"/>
-              </w:rPr>
-              <w:t>Exceeds Expectations</w:t>
+                <w:rFonts w:ascii="Verdana" w:hAnsi="Verdana" w:cstheme="majorHAnsi"/>
+              </w:rPr>
+            </w:pPr>
+            <w:r>
+              <w:rPr>
+                <w:rFonts w:ascii="Verdana" w:hAnsi="Verdana" w:cstheme="majorHAnsi"/>
+              </w:rPr>
+              <w:t>Meets Expectations</w:t>
             </w:r>
           </w:p>
         </w:tc>
@@ -3642,94 +3665,20 @@
               <w:rPr>
                 <w:rFonts w:ascii="Verdana" w:hAnsi="Verdana" w:cstheme="majorHAnsi"/>
               </w:rPr>
-              <w:t xml:space="preserve">Fully follows memo format, with a clear document </w:t>
+              <w:t xml:space="preserve">Formats headings, spacing, and design consistently </w:t>
             </w:r>
             <w:r>
               <w:rPr>
                 <w:rFonts w:ascii="Verdana" w:hAnsi="Verdana" w:cstheme="majorHAnsi"/>
               </w:rPr>
               <w:lastRenderedPageBreak/>
-              <w:t>title and all required headers</w:t>
-            </w:r>
-            <w:r>
-              <w:rPr>
-                <w:rFonts w:ascii="Verdana" w:hAnsi="Verdana" w:cstheme="majorHAnsi"/>
-              </w:rPr>
-              <w:t xml:space="preserve"> </w:t>
-            </w:r>
-            <w:r>
-              <w:rPr>
-                <w:rFonts w:ascii="Verdana" w:hAnsi="Verdana" w:cstheme="majorHAnsi"/>
-              </w:rPr>
-              <w:t>correctly labeled and professionally formatted.</w:t>
+              <w:t>with appropriate contrast. Uses lists, horizontal rules, and boxes as effective visual elements.</w:t>
             </w:r>
           </w:p>
         </w:tc>
         <w:tc>
           <w:tcPr>
             <w:tcW w:w="1689" w:type="dxa"/>
-          </w:tcPr>
-          <w:p>
-            <w:pPr>
-              <w:rPr>
-                <w:rFonts w:ascii="Verdana" w:hAnsi="Verdana"/>
-              </w:rPr>
-            </w:pPr>
-            <w:r>
-              <w:rPr>
-                <w:rFonts w:ascii="Verdana" w:hAnsi="Verdana"/>
-              </w:rPr>
-              <w:lastRenderedPageBreak/>
-              <w:t>10</w:t>
-            </w:r>
-          </w:p>
-        </w:tc>
-        <w:tc>
-          <w:tcPr>
-            <w:tcW w:w="1690" w:type="dxa"/>
-          </w:tcPr>
-          <w:p>
-            <w:pPr>
-              <w:rPr>
-                <w:rFonts w:ascii="Verdana" w:hAnsi="Verdana" w:cstheme="majorHAnsi"/>
-              </w:rPr>
-            </w:pPr>
-            <w:r>
-              <w:rPr>
-                <w:rFonts w:ascii="Verdana" w:hAnsi="Verdana" w:cstheme="majorHAnsi"/>
-              </w:rPr>
-              <w:t>Meets Expectations</w:t>
-            </w:r>
-          </w:p>
-        </w:tc>
-        <w:tc>
-          <w:tcPr>
-            <w:tcW w:w="1693" w:type="dxa"/>
-          </w:tcPr>
-          <w:p>
-            <w:pPr>
-              <w:rPr>
-                <w:rFonts w:ascii="Verdana" w:hAnsi="Verdana" w:cstheme="majorHAnsi"/>
-              </w:rPr>
-            </w:pPr>
-            <w:r>
-              <w:rPr>
-                <w:rFonts w:ascii="Verdana" w:hAnsi="Verdana" w:cstheme="majorHAnsi"/>
-              </w:rPr>
-              <w:t xml:space="preserve">Uses memo format with the correct document title and all </w:t>
-            </w:r>
-            <w:r>
-              <w:rPr>
-                <w:rFonts w:ascii="Verdana" w:hAnsi="Verdana" w:cstheme="majorHAnsi"/>
-              </w:rPr>
-              <w:lastRenderedPageBreak/>
-              <w:t>required headers present.</w:t>
-            </w:r>
-          </w:p>
-        </w:tc>
-        <w:tc>
-          <w:tcPr>
-            <w:tcW w:w="1690" w:type="dxa"/>
           </w:tcPr>
           <w:p>
             <w:pPr>
@@ -3766,6 +3715,37 @@
         </w:tc>
         <w:tc>
           <w:tcPr>
+            <w:tcW w:w="1693" w:type="dxa"/>
+          </w:tcPr>
+          <w:p>
+            <w:pPr>
+              <w:rPr>
+                <w:rFonts w:ascii="Verdana" w:hAnsi="Verdana" w:cstheme="majorHAnsi"/>
+              </w:rPr>
+            </w:pPr>
+            <w:r>
+              <w:rPr>
+                <w:rFonts w:ascii="Verdana" w:hAnsi="Verdana" w:cstheme="majorHAnsi"/>
+              </w:rPr>
+              <w:t xml:space="preserve">Includes 1 or 2 </w:t>
+            </w:r>
+            <w:r>
+              <w:rPr>
+                <w:rFonts w:ascii="Verdana" w:hAnsi="Verdana" w:cstheme="majorHAnsi"/>
+              </w:rPr>
+              <w:t xml:space="preserve">minor errors in headings, </w:t>
+            </w:r>
+            <w:r>
+              <w:rPr>
+                <w:rFonts w:ascii="Verdana" w:hAnsi="Verdana" w:cstheme="majorHAnsi"/>
+              </w:rPr>
+              <w:lastRenderedPageBreak/>
+              <w:t>paragraphing, or spacing.</w:t>
+            </w:r>
+          </w:p>
+        </w:tc>
+        <w:tc>
+          <w:tcPr>
             <w:tcW w:w="1690" w:type="dxa"/>
           </w:tcPr>
           <w:p>
@@ -3778,19 +3758,8 @@
               <w:rPr>
                 <w:rFonts w:ascii="Verdana" w:hAnsi="Verdana" w:cstheme="majorHAnsi"/>
               </w:rPr>
-              <w:t>Uses memo format but includes</w:t>
-            </w:r>
-            <w:r>
-              <w:rPr>
-                <w:rFonts w:ascii="Verdana" w:hAnsi="Verdana" w:cstheme="majorHAnsi"/>
-              </w:rPr>
-              <w:t xml:space="preserve"> 1 minor error</w:t>
-            </w:r>
-            <w:r>
-              <w:rPr>
-                <w:rFonts w:ascii="Verdana" w:hAnsi="Verdana" w:cstheme="majorHAnsi"/>
-              </w:rPr>
-              <w:t>.</w:t>
+              <w:lastRenderedPageBreak/>
+              <w:t>5</w:t>
             </w:r>
           </w:p>
         </w:tc>
@@ -3808,7 +3777,51 @@
               <w:rPr>
                 <w:rFonts w:ascii="Verdana" w:hAnsi="Verdana" w:cstheme="majorHAnsi"/>
               </w:rPr>
-              <w:t>5</w:t>
+              <w:t>Needs Work</w:t>
+            </w:r>
+          </w:p>
+        </w:tc>
+        <w:tc>
+          <w:tcPr>
+            <w:tcW w:w="1690" w:type="dxa"/>
+          </w:tcPr>
+          <w:p>
+            <w:pPr>
+              <w:rPr>
+                <w:rFonts w:ascii="Verdana" w:hAnsi="Verdana" w:cstheme="majorHAnsi"/>
+              </w:rPr>
+            </w:pPr>
+            <w:r>
+              <w:rPr>
+                <w:rFonts w:ascii="Verdana" w:hAnsi="Verdana" w:cstheme="majorHAnsi"/>
+              </w:rPr>
+              <w:t xml:space="preserve">Uses inadequate contrast between headings </w:t>
+            </w:r>
+            <w:r>
+              <w:rPr>
+                <w:rFonts w:ascii="Verdana" w:hAnsi="Verdana" w:cstheme="majorHAnsi"/>
+              </w:rPr>
+              <w:lastRenderedPageBreak/>
+              <w:t>and text, large paragraphs, and/or inaccurate spacing.</w:t>
+            </w:r>
+          </w:p>
+        </w:tc>
+        <w:tc>
+          <w:tcPr>
+            <w:tcW w:w="1690" w:type="dxa"/>
+          </w:tcPr>
+          <w:p>
+            <w:pPr>
+              <w:rPr>
+                <w:rFonts w:ascii="Verdana" w:hAnsi="Verdana" w:cstheme="majorHAnsi"/>
+              </w:rPr>
+            </w:pPr>
+            <w:r>
+              <w:rPr>
+                <w:rFonts w:ascii="Verdana" w:hAnsi="Verdana" w:cstheme="majorHAnsi"/>
+              </w:rPr>
+              <w:lastRenderedPageBreak/>
+              <w:t>0</w:t>
             </w:r>
           </w:p>
         </w:tc>
@@ -3827,7 +3840,7 @@
               <w:rPr>
                 <w:rFonts w:ascii="Verdana" w:hAnsi="Verdana" w:cstheme="majorHAnsi"/>
               </w:rPr>
-              <w:t>Needs Work</w:t>
+              <w:t>Missing</w:t>
             </w:r>
           </w:p>
         </w:tc>
@@ -3846,33 +3859,7 @@
               <w:rPr>
                 <w:rFonts w:ascii="Verdana" w:hAnsi="Verdana" w:cstheme="majorHAnsi"/>
               </w:rPr>
-              <w:t xml:space="preserve">Attempts memo </w:t>
-            </w:r>
-            <w:proofErr w:type="gramStart"/>
-            <w:r>
-              <w:rPr>
-                <w:rFonts w:ascii="Verdana" w:hAnsi="Verdana" w:cstheme="majorHAnsi"/>
-              </w:rPr>
-              <w:t>format, but</w:t>
-            </w:r>
-            <w:proofErr w:type="gramEnd"/>
-            <w:r>
-              <w:rPr>
-                <w:rFonts w:ascii="Verdana" w:hAnsi="Verdana" w:cstheme="majorHAnsi"/>
-              </w:rPr>
-              <w:t xml:space="preserve"> </w:t>
-            </w:r>
-            <w:r>
-              <w:rPr>
-                <w:rFonts w:ascii="Verdana" w:hAnsi="Verdana" w:cstheme="majorHAnsi"/>
-              </w:rPr>
-              <w:t>makes 2 or 3 minor errors</w:t>
-            </w:r>
-            <w:r>
-              <w:rPr>
-                <w:rFonts w:ascii="Verdana" w:hAnsi="Verdana" w:cstheme="majorHAnsi"/>
-              </w:rPr>
-              <w:t>.</w:t>
+              <w:t>Does meet formatting or design requirements.</w:t>
             </w:r>
           </w:p>
         </w:tc>
@@ -3887,12 +3874,6 @@
                 <w:rFonts w:ascii="Verdana" w:hAnsi="Verdana" w:cstheme="majorHAnsi"/>
               </w:rPr>
             </w:pPr>
-            <w:r>
-              <w:rPr>
-                <w:rFonts w:ascii="Verdana" w:hAnsi="Verdana" w:cstheme="majorHAnsi"/>
-              </w:rPr>
-              <w:t>0</w:t>
-            </w:r>
           </w:p>
         </w:tc>
         <w:tc>
@@ -3906,12 +3887,6 @@
                 <w:rFonts w:ascii="Verdana" w:hAnsi="Verdana" w:cstheme="majorHAnsi"/>
               </w:rPr>
             </w:pPr>
-            <w:r>
-              <w:rPr>
-                <w:rFonts w:ascii="Verdana" w:hAnsi="Verdana" w:cstheme="majorHAnsi"/>
-              </w:rPr>
-              <w:t>Missing</w:t>
-            </w:r>
           </w:p>
         </w:tc>
         <w:tc>
@@ -3925,12 +3900,6 @@
                 <w:rFonts w:ascii="Verdana" w:hAnsi="Verdana" w:cstheme="majorHAnsi"/>
               </w:rPr>
             </w:pPr>
-            <w:r>
-              <w:rPr>
-                <w:rFonts w:ascii="Verdana" w:hAnsi="Verdana" w:cstheme="majorHAnsi"/>
-              </w:rPr>
-              <w:t>Does not follow memo format.</w:t>
-            </w:r>
           </w:p>
         </w:tc>
       </w:tr>
@@ -3949,7 +3918,7 @@
               <w:rPr>
                 <w:rFonts w:ascii="Verdana" w:hAnsi="Verdana" w:cstheme="majorHAnsi"/>
               </w:rPr>
-              <w:t>Formatting &amp; Document Design</w:t>
+              <w:t>Tone &amp; Plain Language</w:t>
             </w:r>
           </w:p>
         </w:tc>
@@ -3965,15 +3934,9 @@
             </w:pPr>
             <w:r>
               <w:rPr>
-                <w:rFonts w:ascii="Verdana" w:hAnsi="Verdana"/>
-              </w:rPr>
-              <w:t xml:space="preserve">Includes </w:t>
-            </w:r>
-            <w:r>
-              <w:rPr>
-                <w:rFonts w:ascii="Verdana" w:hAnsi="Verdana"/>
-              </w:rPr>
-              <w:t>required headings, spacing, and paragraphing. Uses contrast, fonts, chunking, and other formatting elements effectively to increase readability.</w:t>
+                <w:rFonts w:ascii="Verdana" w:hAnsi="Verdana" w:cstheme="majorHAnsi"/>
+              </w:rPr>
+              <w:t>Uses clear, objective, professional tone. Uses short sentences and other plain language techniques. Avoids jargon.</w:t>
             </w:r>
           </w:p>
         </w:tc>
@@ -4009,7 +3972,7 @@
               <w:rPr>
                 <w:rFonts w:ascii="Verdana" w:hAnsi="Verdana"/>
               </w:rPr>
-              <w:t>12</w:t>
+              <w:t>10</w:t>
             </w:r>
           </w:p>
         </w:tc>
@@ -4025,9 +3988,9 @@
             </w:pPr>
             <w:r>
               <w:rPr>
-                <w:rFonts w:ascii="Verdana" w:hAnsi="Verdana"/>
-              </w:rPr>
-              <w:t xml:space="preserve">Exceeds Expectations </w:t>
+                <w:rFonts w:ascii="Verdana" w:hAnsi="Verdana" w:cstheme="majorHAnsi"/>
+              </w:rPr>
+              <w:t>Meets Expectations</w:t>
             </w:r>
           </w:p>
         </w:tc>
@@ -4045,19 +4008,7 @@
               <w:rPr>
                 <w:rFonts w:ascii="Verdana" w:hAnsi="Verdana" w:cstheme="majorHAnsi"/>
               </w:rPr>
-              <w:t xml:space="preserve">Shows strong contrast between headings and the document paragraphs. Uses spacing, fonts, and chunking and other formatting elements to make the </w:t>
-            </w:r>
-            <w:r>
-              <w:rPr>
-                <w:rFonts w:ascii="Verdana" w:hAnsi="Verdana" w:cstheme="majorHAnsi"/>
-              </w:rPr>
-              <w:t>report</w:t>
-            </w:r>
-            <w:r>
-              <w:rPr>
-                <w:rFonts w:ascii="Verdana" w:hAnsi="Verdana" w:cstheme="majorHAnsi"/>
-              </w:rPr>
-              <w:t xml:space="preserve"> highly readable and professional.</w:t>
+              <w:t>Is objective, professional, and clear throughout. Effectively uses plain language and avoids jargon.</w:t>
             </w:r>
           </w:p>
         </w:tc>
@@ -4073,9 +4024,9 @@
             </w:pPr>
             <w:r>
               <w:rPr>
-                <w:rFonts w:ascii="Verdana" w:hAnsi="Verdana"/>
-              </w:rPr>
-              <w:t>10</w:t>
+                <w:rFonts w:ascii="Verdana" w:hAnsi="Verdana" w:cstheme="majorHAnsi"/>
+              </w:rPr>
+              <w:t>7</w:t>
             </w:r>
           </w:p>
         </w:tc>
@@ -4093,7 +4044,7 @@
               <w:rPr>
                 <w:rFonts w:ascii="Verdana" w:hAnsi="Verdana" w:cstheme="majorHAnsi"/>
               </w:rPr>
-              <w:t>Meets Expectations</w:t>
+              <w:t>Almost There</w:t>
             </w:r>
           </w:p>
         </w:tc>
@@ -4111,7 +4062,7 @@
               <w:rPr>
                 <w:rFonts w:ascii="Verdana" w:hAnsi="Verdana" w:cstheme="majorHAnsi"/>
               </w:rPr>
-              <w:t>Formats headings, spacing, and design consistently with appropriate contrast. Uses lists, horizontal rules, and boxes as effective visual elements.</w:t>
+              <w:t>Is mostly objective and professional but occasionally uses complicated, overly technical, wordy, and/or repetitive phrasing.</w:t>
             </w:r>
           </w:p>
         </w:tc>
@@ -4129,7 +4080,7 @@
               <w:rPr>
                 <w:rFonts w:ascii="Verdana" w:hAnsi="Verdana" w:cstheme="majorHAnsi"/>
               </w:rPr>
-              <w:t>7</w:t>
+              <w:t>5</w:t>
             </w:r>
           </w:p>
         </w:tc>
@@ -4147,7 +4098,7 @@
               <w:rPr>
                 <w:rFonts w:ascii="Verdana" w:hAnsi="Verdana" w:cstheme="majorHAnsi"/>
               </w:rPr>
-              <w:t>Almost There</w:t>
+              <w:t>Needs Work</w:t>
             </w:r>
           </w:p>
         </w:tc>
@@ -4165,13 +4116,7 @@
               <w:rPr>
                 <w:rFonts w:ascii="Verdana" w:hAnsi="Verdana" w:cstheme="majorHAnsi"/>
               </w:rPr>
-              <w:t xml:space="preserve">Includes 1 or 2 </w:t>
-            </w:r>
-            <w:r>
-              <w:rPr>
-                <w:rFonts w:ascii="Verdana" w:hAnsi="Verdana" w:cstheme="majorHAnsi"/>
-              </w:rPr>
-              <w:t>minor errors in headings, paragraphing, or spacing.</w:t>
+              <w:t>Uses unprofessional tone and/or language that is too technical or confusing</w:t>
             </w:r>
           </w:p>
         </w:tc>
@@ -4189,7 +4134,7 @@
               <w:rPr>
                 <w:rFonts w:ascii="Verdana" w:hAnsi="Verdana" w:cstheme="majorHAnsi"/>
               </w:rPr>
-              <w:t>5</w:t>
+              <w:t>0</w:t>
             </w:r>
           </w:p>
         </w:tc>
@@ -4208,7 +4153,7 @@
               <w:rPr>
                 <w:rFonts w:ascii="Verdana" w:hAnsi="Verdana" w:cstheme="majorHAnsi"/>
               </w:rPr>
-              <w:t>Needs Work</w:t>
+              <w:t>Missing</w:t>
             </w:r>
           </w:p>
         </w:tc>
@@ -4227,7 +4172,7 @@
               <w:rPr>
                 <w:rFonts w:ascii="Verdana" w:hAnsi="Verdana" w:cstheme="majorHAnsi"/>
               </w:rPr>
-              <w:t>Uses inadequate contrast between headings and text, large paragraphs, and/or inaccurate spacing.</w:t>
+              <w:t>No attempt to customize the tone and language to the audience.</w:t>
             </w:r>
           </w:p>
         </w:tc>
@@ -4242,12 +4187,6 @@
                 <w:rFonts w:ascii="Verdana" w:hAnsi="Verdana" w:cstheme="majorHAnsi"/>
               </w:rPr>
             </w:pPr>
-            <w:r>
-              <w:rPr>
-                <w:rFonts w:ascii="Verdana" w:hAnsi="Verdana" w:cstheme="majorHAnsi"/>
-              </w:rPr>
-              <w:t>0</w:t>
-            </w:r>
           </w:p>
         </w:tc>
         <w:tc>
@@ -4261,12 +4200,6 @@
                 <w:rFonts w:ascii="Verdana" w:hAnsi="Verdana" w:cstheme="majorHAnsi"/>
               </w:rPr>
             </w:pPr>
-            <w:r>
-              <w:rPr>
-                <w:rFonts w:ascii="Verdana" w:hAnsi="Verdana" w:cstheme="majorHAnsi"/>
-              </w:rPr>
-              <w:t>Missing</w:t>
-            </w:r>
           </w:p>
         </w:tc>
         <w:tc>
@@ -4280,365 +4213,6 @@
                 <w:rFonts w:ascii="Verdana" w:hAnsi="Verdana" w:cstheme="majorHAnsi"/>
               </w:rPr>
             </w:pPr>
-            <w:r>
-              <w:rPr>
-                <w:rFonts w:ascii="Verdana" w:hAnsi="Verdana" w:cstheme="majorHAnsi"/>
-              </w:rPr>
-              <w:t>Does meet formatting or design requirements.</w:t>
-            </w:r>
-          </w:p>
-        </w:tc>
-      </w:tr>
-      <w:tr>
-        <w:tc>
-          <w:tcPr>
-            <w:tcW w:w="1689" w:type="dxa"/>
-          </w:tcPr>
-          <w:p>
-            <w:pPr>
-              <w:rPr>
-                <w:rFonts w:ascii="Verdana" w:hAnsi="Verdana" w:cstheme="majorHAnsi"/>
-              </w:rPr>
-            </w:pPr>
-            <w:r>
-              <w:rPr>
-                <w:rFonts w:ascii="Verdana" w:hAnsi="Verdana" w:cstheme="majorHAnsi"/>
-              </w:rPr>
-              <w:t>Tone &amp; Plain Language</w:t>
-            </w:r>
-          </w:p>
-        </w:tc>
-        <w:tc>
-          <w:tcPr>
-            <w:tcW w:w="1689" w:type="dxa"/>
-          </w:tcPr>
-          <w:p>
-            <w:pPr>
-              <w:rPr>
-                <w:rFonts w:ascii="Verdana" w:hAnsi="Verdana" w:cstheme="majorHAnsi"/>
-              </w:rPr>
-            </w:pPr>
-            <w:r>
-              <w:rPr>
-                <w:rFonts w:ascii="Verdana" w:hAnsi="Verdana" w:cstheme="majorHAnsi"/>
-              </w:rPr>
-              <w:t>Uses clear, objective, professional tone. Uses short sentences and other plain language techniques. Avoids jargon.</w:t>
-            </w:r>
-          </w:p>
-        </w:tc>
-        <w:tc>
-          <w:tcPr>
-            <w:tcW w:w="1691" w:type="dxa"/>
-          </w:tcPr>
-          <w:p>
-            <w:pPr>
-              <w:rPr>
-                <w:rFonts w:ascii="Verdana" w:hAnsi="Verdana" w:cstheme="majorHAnsi"/>
-              </w:rPr>
-            </w:pPr>
-            <w:r>
-              <w:rPr>
-                <w:rFonts w:ascii="Verdana" w:hAnsi="Verdana" w:cstheme="majorHAnsi"/>
-              </w:rPr>
-              <w:t>False</w:t>
-            </w:r>
-          </w:p>
-        </w:tc>
-        <w:tc>
-          <w:tcPr>
-            <w:tcW w:w="1688" w:type="dxa"/>
-          </w:tcPr>
-          <w:p>
-            <w:pPr>
-              <w:rPr>
-                <w:rFonts w:ascii="Verdana" w:hAnsi="Verdana" w:cstheme="majorHAnsi"/>
-              </w:rPr>
-            </w:pPr>
-            <w:r>
-              <w:rPr>
-                <w:rFonts w:ascii="Verdana" w:hAnsi="Verdana"/>
-              </w:rPr>
-              <w:t>12</w:t>
-            </w:r>
-          </w:p>
-        </w:tc>
-        <w:tc>
-          <w:tcPr>
-            <w:tcW w:w="1692" w:type="dxa"/>
-          </w:tcPr>
-          <w:p>
-            <w:pPr>
-              <w:rPr>
-                <w:rFonts w:ascii="Verdana" w:hAnsi="Verdana" w:cstheme="majorHAnsi"/>
-              </w:rPr>
-            </w:pPr>
-            <w:r>
-              <w:rPr>
-                <w:rFonts w:ascii="Verdana" w:hAnsi="Verdana"/>
-              </w:rPr>
-              <w:t>Exceeds Expectations</w:t>
-            </w:r>
-          </w:p>
-        </w:tc>
-        <w:tc>
-          <w:tcPr>
-            <w:tcW w:w="1690" w:type="dxa"/>
-          </w:tcPr>
-          <w:p>
-            <w:pPr>
-              <w:rPr>
-                <w:rFonts w:ascii="Verdana" w:hAnsi="Verdana" w:cstheme="majorHAnsi"/>
-              </w:rPr>
-            </w:pPr>
-            <w:r>
-              <w:rPr>
-                <w:rFonts w:ascii="Verdana" w:hAnsi="Verdana" w:cstheme="majorHAnsi"/>
-              </w:rPr>
-              <w:t xml:space="preserve">Is consistently objective, professional, and </w:t>
-            </w:r>
-            <w:proofErr w:type="gramStart"/>
-            <w:r>
-              <w:rPr>
-                <w:rFonts w:ascii="Verdana" w:hAnsi="Verdana" w:cstheme="majorHAnsi"/>
-              </w:rPr>
-              <w:t>reader-friendly</w:t>
-            </w:r>
-            <w:proofErr w:type="gramEnd"/>
-            <w:r>
-              <w:rPr>
-                <w:rFonts w:ascii="Verdana" w:hAnsi="Verdana" w:cstheme="majorHAnsi"/>
-              </w:rPr>
-              <w:t xml:space="preserve">. Phrases sentences concisely and smoothly. Perfectly written for </w:t>
-            </w:r>
-            <w:r>
-              <w:rPr>
-                <w:rFonts w:ascii="Verdana" w:hAnsi="Verdana" w:cstheme="majorHAnsi"/>
-              </w:rPr>
-              <w:lastRenderedPageBreak/>
-              <w:t>the audience.</w:t>
-            </w:r>
-          </w:p>
-        </w:tc>
-        <w:tc>
-          <w:tcPr>
-            <w:tcW w:w="1689" w:type="dxa"/>
-          </w:tcPr>
-          <w:p>
-            <w:pPr>
-              <w:rPr>
-                <w:rFonts w:ascii="Verdana" w:hAnsi="Verdana" w:cstheme="majorHAnsi"/>
-              </w:rPr>
-            </w:pPr>
-            <w:r>
-              <w:rPr>
-                <w:rFonts w:ascii="Verdana" w:hAnsi="Verdana"/>
-              </w:rPr>
-              <w:lastRenderedPageBreak/>
-              <w:t>10</w:t>
-            </w:r>
-          </w:p>
-        </w:tc>
-        <w:tc>
-          <w:tcPr>
-            <w:tcW w:w="1690" w:type="dxa"/>
-          </w:tcPr>
-          <w:p>
-            <w:pPr>
-              <w:rPr>
-                <w:rFonts w:ascii="Verdana" w:hAnsi="Verdana" w:cstheme="majorHAnsi"/>
-              </w:rPr>
-            </w:pPr>
-            <w:r>
-              <w:rPr>
-                <w:rFonts w:ascii="Verdana" w:hAnsi="Verdana" w:cstheme="majorHAnsi"/>
-              </w:rPr>
-              <w:t>Meets Expectations</w:t>
-            </w:r>
-          </w:p>
-        </w:tc>
-        <w:tc>
-          <w:tcPr>
-            <w:tcW w:w="1693" w:type="dxa"/>
-          </w:tcPr>
-          <w:p>
-            <w:pPr>
-              <w:rPr>
-                <w:rFonts w:ascii="Verdana" w:hAnsi="Verdana" w:cstheme="majorHAnsi"/>
-              </w:rPr>
-            </w:pPr>
-            <w:r>
-              <w:rPr>
-                <w:rFonts w:ascii="Verdana" w:hAnsi="Verdana" w:cstheme="majorHAnsi"/>
-              </w:rPr>
-              <w:t>Is objective, professional, and clear throughout. Effectively uses plain language and avoids jargon.</w:t>
-            </w:r>
-          </w:p>
-        </w:tc>
-        <w:tc>
-          <w:tcPr>
-            <w:tcW w:w="1690" w:type="dxa"/>
-          </w:tcPr>
-          <w:p>
-            <w:pPr>
-              <w:rPr>
-                <w:rFonts w:ascii="Verdana" w:hAnsi="Verdana" w:cstheme="majorHAnsi"/>
-              </w:rPr>
-            </w:pPr>
-            <w:r>
-              <w:rPr>
-                <w:rFonts w:ascii="Verdana" w:hAnsi="Verdana" w:cstheme="majorHAnsi"/>
-              </w:rPr>
-              <w:t>7</w:t>
-            </w:r>
-          </w:p>
-        </w:tc>
-        <w:tc>
-          <w:tcPr>
-            <w:tcW w:w="1690" w:type="dxa"/>
-          </w:tcPr>
-          <w:p>
-            <w:pPr>
-              <w:rPr>
-                <w:rFonts w:ascii="Verdana" w:hAnsi="Verdana" w:cstheme="majorHAnsi"/>
-              </w:rPr>
-            </w:pPr>
-            <w:r>
-              <w:rPr>
-                <w:rFonts w:ascii="Verdana" w:hAnsi="Verdana" w:cstheme="majorHAnsi"/>
-              </w:rPr>
-              <w:t>Almost There</w:t>
-            </w:r>
-          </w:p>
-        </w:tc>
-        <w:tc>
-          <w:tcPr>
-            <w:tcW w:w="1690" w:type="dxa"/>
-          </w:tcPr>
-          <w:p>
-            <w:pPr>
-              <w:rPr>
-                <w:rFonts w:ascii="Verdana" w:hAnsi="Verdana" w:cstheme="majorHAnsi"/>
-              </w:rPr>
-            </w:pPr>
-            <w:r>
-              <w:rPr>
-                <w:rFonts w:ascii="Verdana" w:hAnsi="Verdana" w:cstheme="majorHAnsi"/>
-              </w:rPr>
-              <w:t>Is mostly objective and professional but occasionally uses complicated, overly technical, wordy, and/or repetitive phrasing.</w:t>
-            </w:r>
-          </w:p>
-        </w:tc>
-        <w:tc>
-          <w:tcPr>
-            <w:tcW w:w="1690" w:type="dxa"/>
-          </w:tcPr>
-          <w:p>
-            <w:pPr>
-              <w:rPr>
-                <w:rFonts w:ascii="Verdana" w:hAnsi="Verdana" w:cstheme="majorHAnsi"/>
-              </w:rPr>
-            </w:pPr>
-            <w:r>
-              <w:rPr>
-                <w:rFonts w:ascii="Verdana" w:hAnsi="Verdana" w:cstheme="majorHAnsi"/>
-              </w:rPr>
-              <w:t>5</w:t>
-            </w:r>
-          </w:p>
-        </w:tc>
-        <w:tc>
-          <w:tcPr>
-            <w:tcW w:w="1694" w:type="dxa"/>
-            <w:gridSpan w:val="2"/>
-          </w:tcPr>
-          <w:p>
-            <w:pPr>
-              <w:rPr>
-                <w:rFonts w:ascii="Verdana" w:hAnsi="Verdana" w:cstheme="majorHAnsi"/>
-              </w:rPr>
-            </w:pPr>
-            <w:r>
-              <w:rPr>
-                <w:rFonts w:ascii="Verdana" w:hAnsi="Verdana" w:cstheme="majorHAnsi"/>
-              </w:rPr>
-              <w:t>Needs Work</w:t>
-            </w:r>
-          </w:p>
-        </w:tc>
-        <w:tc>
-          <w:tcPr>
-            <w:tcW w:w="1693" w:type="dxa"/>
-            <w:gridSpan w:val="2"/>
-          </w:tcPr>
-          <w:p>
-            <w:pPr>
-              <w:rPr>
-                <w:rFonts w:ascii="Verdana" w:hAnsi="Verdana" w:cstheme="majorHAnsi"/>
-              </w:rPr>
-            </w:pPr>
-            <w:r>
-              <w:rPr>
-                <w:rFonts w:ascii="Verdana" w:hAnsi="Verdana" w:cstheme="majorHAnsi"/>
-              </w:rPr>
-              <w:t>Uses unprofessional tone and/or language that is too technical or confusing</w:t>
-            </w:r>
-          </w:p>
-        </w:tc>
-        <w:tc>
-          <w:tcPr>
-            <w:tcW w:w="1692" w:type="dxa"/>
-            <w:gridSpan w:val="2"/>
-          </w:tcPr>
-          <w:p>
-            <w:pPr>
-              <w:rPr>
-                <w:rFonts w:ascii="Verdana" w:hAnsi="Verdana" w:cstheme="majorHAnsi"/>
-              </w:rPr>
-            </w:pPr>
-            <w:r>
-              <w:rPr>
-                <w:rFonts w:ascii="Verdana" w:hAnsi="Verdana" w:cstheme="majorHAnsi"/>
-              </w:rPr>
-              <w:t>0</w:t>
-            </w:r>
-          </w:p>
-        </w:tc>
-        <w:tc>
-          <w:tcPr>
-            <w:tcW w:w="1691" w:type="dxa"/>
-            <w:gridSpan w:val="2"/>
-          </w:tcPr>
-          <w:p>
-            <w:pPr>
-              <w:rPr>
-                <w:rFonts w:ascii="Verdana" w:hAnsi="Verdana" w:cstheme="majorHAnsi"/>
-              </w:rPr>
-            </w:pPr>
-            <w:r>
-              <w:rPr>
-                <w:rFonts w:ascii="Verdana" w:hAnsi="Verdana" w:cstheme="majorHAnsi"/>
-              </w:rPr>
-              <w:t>Missing</w:t>
-            </w:r>
-          </w:p>
-        </w:tc>
-        <w:tc>
-          <w:tcPr>
-            <w:tcW w:w="1716" w:type="dxa"/>
-            <w:gridSpan w:val="2"/>
-          </w:tcPr>
-          <w:p>
-            <w:pPr>
-              <w:rPr>
-                <w:rFonts w:ascii="Verdana" w:hAnsi="Verdana" w:cstheme="majorHAnsi"/>
-              </w:rPr>
-            </w:pPr>
-            <w:r>
-              <w:rPr>
-                <w:rFonts w:ascii="Verdana" w:hAnsi="Verdana" w:cstheme="majorHAnsi"/>
-              </w:rPr>
-              <w:t>No attempt to customize the tone and language to the audience.</w:t>
-            </w:r>
           </w:p>
         </w:tc>
       </w:tr>
@@ -5822,6 +5396,7 @@
   <w:style w:type="character" w:default="1" w:styleId="DefaultParagraphFont">
     <w:name w:val="Default Paragraph Font"/>
     <w:uiPriority w:val="1"/>
+    <w:semiHidden/>
     <w:unhideWhenUsed/>
   </w:style>
   <w:style w:type="table" w:default="1" w:styleId="TableNormal">
